--- a/图云ITSS/附件2 请发PDF版、命名方式：单位全称.docx
+++ b/图云ITSS/附件2 请发PDF版、命名方式：单位全称.docx
@@ -1,11 +1,12 @@
 
 <file path=word/document.xml><?xml version="1.0" encoding="utf-8"?>
-<w:document xmlns:wpc="http://schemas.microsoft.com/office/word/2010/wordprocessingCanvas" xmlns:mc="http://schemas.openxmlformats.org/markup-compatibility/2006" xmlns:o="urn:schemas-microsoft-com:office:office" xmlns:r="http://schemas.openxmlformats.org/officeDocument/2006/relationships" xmlns:m="http://schemas.openxmlformats.org/officeDocument/2006/math" xmlns:v="urn:schemas-microsoft-com:vml" xmlns:wp14="http://schemas.microsoft.com/office/word/2010/wordprocessingDrawing" xmlns:wp="http://schemas.openxmlformats.org/drawingml/2006/wordprocessingDrawing" xmlns:w="http://schemas.openxmlformats.org/wordprocessingml/2006/main" xmlns:w14="http://schemas.microsoft.com/office/word/2010/wordml" xmlns:w10="urn:schemas-microsoft-com:office:word" xmlns:w15="http://schemas.microsoft.com/office/word/2012/wordml" xmlns:wpg="http://schemas.microsoft.com/office/word/2010/wordprocessingGroup" xmlns:wpi="http://schemas.microsoft.com/office/word/2010/wordprocessingInk" xmlns:wne="http://schemas.microsoft.com/office/word/2006/wordml" xmlns:wps="http://schemas.microsoft.com/office/word/2010/wordprocessingShape" xmlns:wpsCustomData="http://www.wps.cn/officeDocument/2013/wpsCustomData" mc:Ignorable="w14 w15 wp14">
+<w:document xmlns:wpc="http://schemas.microsoft.com/office/word/2010/wordprocessingCanvas" xmlns:mc="http://schemas.openxmlformats.org/markup-compatibility/2006" xmlns:o="urn:schemas-microsoft-com:office:office" xmlns:r="http://schemas.openxmlformats.org/officeDocument/2006/relationships" xmlns:m="http://schemas.openxmlformats.org/officeDocument/2006/math" xmlns:v="urn:schemas-microsoft-com:vml" xmlns:wp14="http://schemas.microsoft.com/office/word/2010/wordprocessingDrawing" xmlns:wp="http://schemas.openxmlformats.org/drawingml/2006/wordprocessingDrawing" xmlns:w10="urn:schemas-microsoft-com:office:word" xmlns:w="http://schemas.openxmlformats.org/wordprocessingml/2006/main" xmlns:w14="http://schemas.microsoft.com/office/word/2010/wordml" xmlns:w15="http://schemas.microsoft.com/office/word/2012/wordml" xmlns:wne="http://schemas.microsoft.com/office/word/2006/wordml" xmlns:wpg="http://schemas.microsoft.com/office/word/2010/wordprocessingGroup" xmlns:wpi="http://schemas.microsoft.com/office/word/2010/wordprocessingInk" xmlns:wps="http://schemas.microsoft.com/office/word/2010/wordprocessingShape" mc:Ignorable="w14 w15 wp14">
+  <!-- Generated by Aspose.Words for .NET 13.3.0.1 -->
   <w:body>
     <w:p>
       <w:pPr>
         <w:rPr>
-          <w:rFonts w:ascii="仿宋" w:hAnsi="仿宋" w:eastAsia="仿宋"/>
+          <w:rFonts w:ascii="仿宋" w:eastAsia="仿宋" w:hAnsi="仿宋"/>
           <w:sz w:val="24"/>
         </w:rPr>
       </w:pPr>
@@ -17,7 +18,7 @@
         <w:spacing w:beforeAutospacing="1" w:afterAutospacing="1"/>
         <w:jc w:val="center"/>
         <w:rPr>
-          <w:rFonts w:ascii="黑体" w:hAnsi="黑体" w:eastAsia="黑体" w:cs="Segoe UI"/>
+          <w:rFonts w:ascii="黑体" w:eastAsia="黑体" w:hAnsi="黑体" w:cs="Segoe UI"/>
           <w:color w:val="333333"/>
           <w:kern w:val="0"/>
           <w:sz w:val="32"/>
@@ -26,7 +27,7 @@
       </w:pPr>
       <w:r>
         <w:rPr>
-          <w:rFonts w:hint="eastAsia" w:ascii="宋体" w:hAnsi="宋体" w:eastAsia="黑体" w:cs="宋体"/>
+          <w:rFonts w:ascii="宋体" w:eastAsia="黑体" w:hAnsi="宋体" w:cs="宋体" w:hint="eastAsia"/>
           <w:color w:val="333333"/>
           <w:kern w:val="0"/>
           <w:sz w:val="32"/>
@@ -36,7 +37,7 @@
       </w:r>
       <w:r>
         <w:rPr>
-          <w:rFonts w:hint="eastAsia" w:ascii="黑体" w:hAnsi="黑体" w:eastAsia="黑体" w:cs="宋体"/>
+          <w:rFonts w:ascii="黑体" w:eastAsia="黑体" w:hAnsi="黑体" w:cs="宋体" w:hint="eastAsia"/>
           <w:color w:val="333333"/>
           <w:kern w:val="0"/>
           <w:sz w:val="32"/>
@@ -46,7 +47,7 @@
       </w:r>
       <w:r>
         <w:rPr>
-          <w:rFonts w:hint="eastAsia" w:ascii="黑体" w:hAnsi="黑体" w:eastAsia="黑体" w:cs="Segoe UI"/>
+          <w:rFonts w:ascii="黑体" w:eastAsia="黑体" w:hAnsi="黑体" w:cs="Segoe UI" w:hint="eastAsia"/>
           <w:color w:val="333333"/>
           <w:kern w:val="0"/>
           <w:sz w:val="32"/>
@@ -62,7 +63,7 @@
         <w:spacing w:line="500" w:lineRule="exact"/>
         <w:jc w:val="left"/>
         <w:rPr>
-          <w:rFonts w:ascii="仿宋" w:hAnsi="仿宋" w:eastAsia="仿宋" w:cs="Segoe UI"/>
+          <w:rFonts w:ascii="仿宋" w:eastAsia="仿宋" w:hAnsi="仿宋" w:cs="Segoe UI"/>
           <w:color w:val="333333"/>
           <w:kern w:val="0"/>
           <w:sz w:val="28"/>
@@ -71,7 +72,7 @@
       </w:pPr>
       <w:r>
         <w:rPr>
-          <w:rFonts w:hint="eastAsia" w:ascii="仿宋" w:hAnsi="仿宋" w:eastAsia="仿宋" w:cs="Segoe UI"/>
+          <w:rFonts w:ascii="仿宋" w:eastAsia="仿宋" w:hAnsi="仿宋" w:cs="Segoe UI" w:hint="eastAsia"/>
           <w:color w:val="333333"/>
           <w:kern w:val="0"/>
           <w:sz w:val="28"/>
@@ -85,10 +86,10 @@
         <w:widowControl/>
         <w:shd w:val="clear" w:color="auto" w:fill="FFFFFF"/>
         <w:spacing w:line="500" w:lineRule="exact"/>
-        <w:ind w:firstLine="560" w:firstLineChars="200"/>
+        <w:ind w:firstLine="420" w:firstLineChars="200"/>
         <w:jc w:val="left"/>
         <w:rPr>
-          <w:rFonts w:ascii="仿宋" w:hAnsi="仿宋" w:eastAsia="仿宋" w:cs="Segoe UI"/>
+          <w:rFonts w:ascii="仿宋" w:eastAsia="仿宋" w:hAnsi="仿宋" w:cs="Segoe UI"/>
           <w:color w:val="333333"/>
           <w:kern w:val="0"/>
           <w:sz w:val="28"/>
@@ -97,7 +98,7 @@
       </w:pPr>
       <w:r>
         <w:rPr>
-          <w:rFonts w:hint="eastAsia" w:ascii="仿宋" w:hAnsi="仿宋" w:eastAsia="仿宋" w:cs="Segoe UI"/>
+          <w:rFonts w:ascii="仿宋" w:eastAsia="仿宋" w:hAnsi="仿宋" w:cs="Segoe UI" w:hint="eastAsia"/>
           <w:color w:val="333333"/>
           <w:kern w:val="0"/>
           <w:sz w:val="28"/>
@@ -107,7 +108,7 @@
       </w:r>
       <w:r>
         <w:rPr>
-          <w:rFonts w:hint="eastAsia" w:ascii="仿宋" w:hAnsi="仿宋" w:eastAsia="仿宋" w:cs="Segoe UI"/>
+          <w:rFonts w:ascii="仿宋" w:eastAsia="仿宋" w:hAnsi="仿宋" w:cs="Segoe UI" w:hint="eastAsia"/>
           <w:color w:val="333333"/>
           <w:kern w:val="0"/>
           <w:sz w:val="28"/>
@@ -118,7 +119,7 @@
       </w:r>
       <w:r>
         <w:rPr>
-          <w:rFonts w:hint="eastAsia" w:ascii="仿宋" w:hAnsi="仿宋" w:eastAsia="仿宋" w:cs="Segoe UI"/>
+          <w:rFonts w:ascii="仿宋" w:eastAsia="仿宋" w:hAnsi="仿宋" w:cs="Segoe UI" w:hint="eastAsia"/>
           <w:color w:val="333333"/>
           <w:kern w:val="0"/>
           <w:sz w:val="28"/>
@@ -130,7 +131,7 @@
       </w:r>
       <w:r>
         <w:rPr>
-          <w:rFonts w:hint="eastAsia" w:ascii="仿宋" w:hAnsi="仿宋" w:eastAsia="仿宋" w:cs="Segoe UI"/>
+          <w:rFonts w:ascii="仿宋" w:eastAsia="仿宋" w:hAnsi="仿宋" w:cs="Segoe UI" w:hint="eastAsia"/>
           <w:color w:val="333333"/>
           <w:kern w:val="0"/>
           <w:sz w:val="28"/>
@@ -140,7 +141,7 @@
       </w:r>
       <w:r>
         <w:rPr>
-          <w:rFonts w:hint="eastAsia" w:ascii="仿宋" w:hAnsi="仿宋" w:eastAsia="仿宋" w:cs="Segoe UI"/>
+          <w:rFonts w:ascii="仿宋" w:eastAsia="仿宋" w:hAnsi="仿宋" w:cs="Segoe UI" w:hint="eastAsia"/>
           <w:color w:val="333333"/>
           <w:kern w:val="0"/>
           <w:sz w:val="28"/>
@@ -152,7 +153,7 @@
       </w:r>
       <w:r>
         <w:rPr>
-          <w:rFonts w:hint="eastAsia" w:ascii="仿宋" w:hAnsi="仿宋" w:eastAsia="仿宋" w:cs="Segoe UI"/>
+          <w:rFonts w:ascii="仿宋" w:eastAsia="仿宋" w:hAnsi="仿宋" w:cs="Segoe UI" w:hint="eastAsia"/>
           <w:color w:val="333333"/>
           <w:kern w:val="0"/>
           <w:sz w:val="28"/>
@@ -162,7 +163,7 @@
       </w:r>
       <w:r>
         <w:rPr>
-          <w:rFonts w:hint="eastAsia" w:ascii="仿宋" w:hAnsi="仿宋" w:eastAsia="仿宋" w:cs="Segoe UI"/>
+          <w:rFonts w:ascii="仿宋" w:eastAsia="仿宋" w:hAnsi="仿宋" w:cs="Segoe UI" w:hint="eastAsia"/>
           <w:color w:val="333333"/>
           <w:kern w:val="0"/>
           <w:sz w:val="28"/>
@@ -173,7 +174,7 @@
       </w:r>
       <w:r>
         <w:rPr>
-          <w:rFonts w:hint="eastAsia" w:ascii="仿宋" w:hAnsi="仿宋" w:eastAsia="仿宋" w:cs="Segoe UI"/>
+          <w:rFonts w:ascii="仿宋" w:eastAsia="仿宋" w:hAnsi="仿宋" w:cs="Segoe UI" w:hint="eastAsia"/>
           <w:color w:val="333333"/>
           <w:kern w:val="0"/>
           <w:sz w:val="28"/>
@@ -184,18 +185,17 @@
     </w:p>
     <w:tbl>
       <w:tblPr>
-        <w:tblStyle w:val="6"/>
+        <w:tblStyle w:val="TableGrid"/>
         <w:tblW w:w="0" w:type="auto"/>
         <w:tblInd w:w="0" w:type="dxa"/>
         <w:tblBorders>
-          <w:top w:val="single" w:color="000000" w:themeColor="text1" w:sz="4" w:space="0"/>
-          <w:left w:val="single" w:color="000000" w:themeColor="text1" w:sz="4" w:space="0"/>
-          <w:bottom w:val="single" w:color="000000" w:themeColor="text1" w:sz="4" w:space="0"/>
-          <w:right w:val="single" w:color="000000" w:themeColor="text1" w:sz="4" w:space="0"/>
-          <w:insideH w:val="single" w:color="000000" w:themeColor="text1" w:sz="4" w:space="0"/>
-          <w:insideV w:val="single" w:color="000000" w:themeColor="text1" w:sz="4" w:space="0"/>
+          <w:top w:val="single" w:sz="4" w:space="0" w:color="000000" w:themeColor="text1"/>
+          <w:left w:val="single" w:sz="4" w:space="0" w:color="000000" w:themeColor="text1"/>
+          <w:bottom w:val="single" w:sz="4" w:space="0" w:color="000000" w:themeColor="text1"/>
+          <w:right w:val="single" w:sz="4" w:space="0" w:color="000000" w:themeColor="text1"/>
+          <w:insideH w:val="single" w:sz="4" w:space="0" w:color="000000" w:themeColor="text1"/>
+          <w:insideV w:val="single" w:sz="4" w:space="0" w:color="000000" w:themeColor="text1"/>
         </w:tblBorders>
-        <w:tblLayout w:type="autofit"/>
         <w:tblCellMar>
           <w:top w:w="0" w:type="dxa"/>
           <w:left w:w="108" w:type="dxa"/>
@@ -211,13 +211,15 @@
       </w:tblGrid>
       <w:tr>
         <w:tblPrEx>
+          <w:tblW w:w="0" w:type="auto"/>
+          <w:tblInd w:w="0" w:type="dxa"/>
           <w:tblBorders>
-            <w:top w:val="single" w:color="000000" w:themeColor="text1" w:sz="4" w:space="0"/>
-            <w:left w:val="single" w:color="000000" w:themeColor="text1" w:sz="4" w:space="0"/>
-            <w:bottom w:val="single" w:color="000000" w:themeColor="text1" w:sz="4" w:space="0"/>
-            <w:right w:val="single" w:color="000000" w:themeColor="text1" w:sz="4" w:space="0"/>
-            <w:insideH w:val="single" w:color="000000" w:themeColor="text1" w:sz="4" w:space="0"/>
-            <w:insideV w:val="single" w:color="000000" w:themeColor="text1" w:sz="4" w:space="0"/>
+            <w:top w:val="single" w:sz="4" w:space="0" w:color="000000" w:themeColor="text1"/>
+            <w:left w:val="single" w:sz="4" w:space="0" w:color="000000" w:themeColor="text1"/>
+            <w:bottom w:val="single" w:sz="4" w:space="0" w:color="000000" w:themeColor="text1"/>
+            <w:right w:val="single" w:sz="4" w:space="0" w:color="000000" w:themeColor="text1"/>
+            <w:insideH w:val="single" w:sz="4" w:space="0" w:color="000000" w:themeColor="text1"/>
+            <w:insideV w:val="single" w:sz="4" w:space="0" w:color="000000" w:themeColor="text1"/>
           </w:tblBorders>
           <w:tblCellMar>
             <w:top w:w="0" w:type="dxa"/>
@@ -237,7 +239,7 @@
               <w:spacing w:beforeAutospacing="1" w:afterAutospacing="1" w:line="301" w:lineRule="atLeast"/>
               <w:jc w:val="center"/>
               <w:rPr>
-                <w:rFonts w:ascii="仿宋" w:hAnsi="仿宋" w:eastAsia="仿宋" w:cs="Segoe UI"/>
+                <w:rFonts w:ascii="仿宋" w:eastAsia="仿宋" w:hAnsi="仿宋" w:cs="Segoe UI"/>
                 <w:b/>
                 <w:color w:val="333333"/>
                 <w:kern w:val="0"/>
@@ -247,7 +249,7 @@
             </w:pPr>
             <w:r>
               <w:rPr>
-                <w:rFonts w:hint="eastAsia" w:ascii="仿宋" w:hAnsi="仿宋" w:eastAsia="仿宋" w:cs="Segoe UI"/>
+                <w:rFonts w:ascii="仿宋" w:eastAsia="仿宋" w:hAnsi="仿宋" w:cs="Segoe UI" w:hint="eastAsia"/>
                 <w:b/>
                 <w:color w:val="333333"/>
                 <w:kern w:val="0"/>
@@ -268,7 +270,7 @@
               <w:spacing w:beforeAutospacing="1" w:afterAutospacing="1" w:line="301" w:lineRule="atLeast"/>
               <w:jc w:val="center"/>
               <w:rPr>
-                <w:rFonts w:hint="default" w:ascii="仿宋" w:hAnsi="仿宋" w:eastAsia="仿宋" w:cs="Segoe UI"/>
+                <w:rFonts w:ascii="仿宋" w:eastAsia="仿宋" w:hAnsi="仿宋" w:cs="Segoe UI" w:hint="default"/>
                 <w:color w:val="333333"/>
                 <w:kern w:val="0"/>
                 <w:sz w:val="28"/>
@@ -279,7 +281,7 @@
             </w:pPr>
             <w:r>
               <w:rPr>
-                <w:rFonts w:hint="eastAsia" w:ascii="仿宋" w:hAnsi="仿宋" w:eastAsia="仿宋" w:cs="Segoe UI"/>
+                <w:rFonts w:ascii="仿宋" w:eastAsia="仿宋" w:hAnsi="仿宋" w:cs="Segoe UI" w:hint="eastAsia"/>
                 <w:color w:val="333333"/>
                 <w:kern w:val="0"/>
                 <w:sz w:val="28"/>
@@ -302,7 +304,7 @@
               <w:spacing w:beforeAutospacing="1" w:afterAutospacing="1" w:line="301" w:lineRule="atLeast"/>
               <w:jc w:val="center"/>
               <w:rPr>
-                <w:rFonts w:ascii="仿宋" w:hAnsi="仿宋" w:eastAsia="仿宋" w:cs="Segoe UI"/>
+                <w:rFonts w:ascii="仿宋" w:eastAsia="仿宋" w:hAnsi="仿宋" w:cs="Segoe UI"/>
                 <w:b/>
                 <w:color w:val="333333"/>
                 <w:kern w:val="0"/>
@@ -312,7 +314,7 @@
             </w:pPr>
             <w:r>
               <w:rPr>
-                <w:rFonts w:hint="eastAsia" w:ascii="仿宋" w:hAnsi="仿宋" w:eastAsia="仿宋" w:cs="Segoe UI"/>
+                <w:rFonts w:ascii="仿宋" w:eastAsia="仿宋" w:hAnsi="仿宋" w:cs="Segoe UI" w:hint="eastAsia"/>
                 <w:b/>
                 <w:color w:val="333333"/>
                 <w:kern w:val="0"/>
@@ -333,7 +335,7 @@
               <w:spacing w:beforeAutospacing="1" w:afterAutospacing="1" w:line="301" w:lineRule="atLeast"/>
               <w:jc w:val="center"/>
               <w:rPr>
-                <w:rFonts w:hint="default" w:ascii="仿宋" w:hAnsi="仿宋" w:eastAsia="仿宋" w:cs="Segoe UI"/>
+                <w:rFonts w:ascii="仿宋" w:eastAsia="仿宋" w:hAnsi="仿宋" w:cs="Segoe UI" w:hint="default"/>
                 <w:color w:val="333333"/>
                 <w:kern w:val="0"/>
                 <w:sz w:val="28"/>
@@ -344,7 +346,7 @@
             </w:pPr>
             <w:r>
               <w:rPr>
-                <w:rFonts w:hint="eastAsia" w:ascii="仿宋" w:hAnsi="仿宋" w:eastAsia="仿宋" w:cs="Segoe UI"/>
+                <w:rFonts w:ascii="仿宋" w:eastAsia="仿宋" w:hAnsi="仿宋" w:cs="Segoe UI" w:hint="eastAsia"/>
                 <w:color w:val="333333"/>
                 <w:kern w:val="0"/>
                 <w:sz w:val="28"/>
@@ -359,14 +361,8 @@
       </w:tr>
       <w:tr>
         <w:tblPrEx>
-          <w:tblBorders>
-            <w:top w:val="single" w:color="000000" w:themeColor="text1" w:sz="4" w:space="0"/>
-            <w:left w:val="single" w:color="000000" w:themeColor="text1" w:sz="4" w:space="0"/>
-            <w:bottom w:val="single" w:color="000000" w:themeColor="text1" w:sz="4" w:space="0"/>
-            <w:right w:val="single" w:color="000000" w:themeColor="text1" w:sz="4" w:space="0"/>
-            <w:insideH w:val="single" w:color="000000" w:themeColor="text1" w:sz="4" w:space="0"/>
-            <w:insideV w:val="single" w:color="000000" w:themeColor="text1" w:sz="4" w:space="0"/>
-          </w:tblBorders>
+          <w:tblW w:w="0" w:type="auto"/>
+          <w:tblInd w:w="0" w:type="dxa"/>
           <w:tblCellMar>
             <w:top w:w="0" w:type="dxa"/>
             <w:left w:w="108" w:type="dxa"/>
@@ -385,7 +381,7 @@
               <w:spacing w:beforeAutospacing="1" w:afterAutospacing="1" w:line="301" w:lineRule="atLeast"/>
               <w:jc w:val="center"/>
               <w:rPr>
-                <w:rFonts w:ascii="仿宋" w:hAnsi="仿宋" w:eastAsia="仿宋" w:cs="Segoe UI"/>
+                <w:rFonts w:ascii="仿宋" w:eastAsia="仿宋" w:hAnsi="仿宋" w:cs="Segoe UI"/>
                 <w:b/>
                 <w:color w:val="333333"/>
                 <w:kern w:val="0"/>
@@ -395,7 +391,7 @@
             </w:pPr>
             <w:r>
               <w:rPr>
-                <w:rFonts w:hint="eastAsia" w:ascii="仿宋" w:hAnsi="仿宋" w:eastAsia="仿宋" w:cs="Segoe UI"/>
+                <w:rFonts w:ascii="仿宋" w:eastAsia="仿宋" w:hAnsi="仿宋" w:cs="Segoe UI" w:hint="eastAsia"/>
                 <w:b/>
                 <w:color w:val="333333"/>
                 <w:kern w:val="0"/>
@@ -416,7 +412,7 @@
               <w:spacing w:beforeAutospacing="1" w:afterAutospacing="1" w:line="301" w:lineRule="atLeast"/>
               <w:jc w:val="center"/>
               <w:rPr>
-                <w:rFonts w:hint="default" w:ascii="仿宋" w:hAnsi="仿宋" w:eastAsia="仿宋" w:cs="Segoe UI"/>
+                <w:rFonts w:ascii="仿宋" w:eastAsia="仿宋" w:hAnsi="仿宋" w:cs="Segoe UI" w:hint="default"/>
                 <w:color w:val="333333"/>
                 <w:kern w:val="0"/>
                 <w:sz w:val="28"/>
@@ -427,7 +423,7 @@
             </w:pPr>
             <w:r>
               <w:rPr>
-                <w:rFonts w:hint="default" w:ascii="仿宋" w:hAnsi="仿宋" w:eastAsia="仿宋" w:cs="Segoe UI"/>
+                <w:rFonts w:ascii="仿宋" w:eastAsia="仿宋" w:hAnsi="仿宋" w:cs="Segoe UI" w:hint="default"/>
                 <w:color w:val="333333"/>
                 <w:kern w:val="0"/>
                 <w:sz w:val="28"/>
@@ -439,7 +435,7 @@
             </w:r>
             <w:r>
               <w:rPr>
-                <w:rFonts w:hint="eastAsia" w:ascii="仿宋" w:hAnsi="仿宋" w:eastAsia="仿宋" w:cs="Segoe UI"/>
+                <w:rFonts w:ascii="仿宋" w:eastAsia="仿宋" w:hAnsi="仿宋" w:cs="Segoe UI" w:hint="eastAsia"/>
                 <w:color w:val="333333"/>
                 <w:kern w:val="0"/>
                 <w:sz w:val="28"/>
@@ -462,7 +458,7 @@
               <w:spacing w:beforeAutospacing="1" w:afterAutospacing="1" w:line="301" w:lineRule="atLeast"/>
               <w:jc w:val="center"/>
               <w:rPr>
-                <w:rFonts w:ascii="仿宋" w:hAnsi="仿宋" w:eastAsia="仿宋" w:cs="Segoe UI"/>
+                <w:rFonts w:ascii="仿宋" w:eastAsia="仿宋" w:hAnsi="仿宋" w:cs="Segoe UI"/>
                 <w:b/>
                 <w:color w:val="333333"/>
                 <w:kern w:val="0"/>
@@ -472,7 +468,7 @@
             </w:pPr>
             <w:r>
               <w:rPr>
-                <w:rFonts w:hint="eastAsia" w:ascii="仿宋" w:hAnsi="仿宋" w:eastAsia="仿宋" w:cs="Segoe UI"/>
+                <w:rFonts w:ascii="仿宋" w:eastAsia="仿宋" w:hAnsi="仿宋" w:cs="Segoe UI" w:hint="eastAsia"/>
                 <w:b/>
                 <w:color w:val="333333"/>
                 <w:kern w:val="0"/>
@@ -493,7 +489,7 @@
               <w:spacing w:beforeAutospacing="1" w:afterAutospacing="1" w:line="301" w:lineRule="atLeast"/>
               <w:jc w:val="center"/>
               <w:rPr>
-                <w:rFonts w:hint="default" w:ascii="仿宋" w:hAnsi="仿宋" w:eastAsia="仿宋" w:cs="Segoe UI"/>
+                <w:rFonts w:ascii="仿宋" w:eastAsia="仿宋" w:hAnsi="仿宋" w:cs="Segoe UI" w:hint="default"/>
                 <w:color w:val="333333"/>
                 <w:kern w:val="0"/>
                 <w:sz w:val="28"/>
@@ -504,7 +500,7 @@
             </w:pPr>
             <w:r>
               <w:rPr>
-                <w:rFonts w:hint="eastAsia" w:ascii="仿宋" w:hAnsi="仿宋" w:eastAsia="仿宋" w:cs="Segoe UI"/>
+                <w:rFonts w:ascii="仿宋" w:eastAsia="仿宋" w:hAnsi="仿宋" w:cs="Segoe UI" w:hint="eastAsia"/>
                 <w:color w:val="333333"/>
                 <w:kern w:val="0"/>
                 <w:sz w:val="28"/>
@@ -519,14 +515,8 @@
       </w:tr>
       <w:tr>
         <w:tblPrEx>
-          <w:tblBorders>
-            <w:top w:val="single" w:color="000000" w:themeColor="text1" w:sz="4" w:space="0"/>
-            <w:left w:val="single" w:color="000000" w:themeColor="text1" w:sz="4" w:space="0"/>
-            <w:bottom w:val="single" w:color="000000" w:themeColor="text1" w:sz="4" w:space="0"/>
-            <w:right w:val="single" w:color="000000" w:themeColor="text1" w:sz="4" w:space="0"/>
-            <w:insideH w:val="single" w:color="000000" w:themeColor="text1" w:sz="4" w:space="0"/>
-            <w:insideV w:val="single" w:color="000000" w:themeColor="text1" w:sz="4" w:space="0"/>
-          </w:tblBorders>
+          <w:tblW w:w="0" w:type="auto"/>
+          <w:tblInd w:w="0" w:type="dxa"/>
           <w:tblCellMar>
             <w:top w:w="0" w:type="dxa"/>
             <w:left w:w="108" w:type="dxa"/>
@@ -545,7 +535,7 @@
               <w:spacing w:beforeAutospacing="1" w:afterAutospacing="1" w:line="301" w:lineRule="atLeast"/>
               <w:jc w:val="center"/>
               <w:rPr>
-                <w:rFonts w:ascii="仿宋" w:hAnsi="仿宋" w:eastAsia="仿宋" w:cs="Segoe UI"/>
+                <w:rFonts w:ascii="仿宋" w:eastAsia="仿宋" w:hAnsi="仿宋" w:cs="Segoe UI"/>
                 <w:b/>
                 <w:color w:val="333333"/>
                 <w:kern w:val="0"/>
@@ -555,7 +545,7 @@
             </w:pPr>
             <w:r>
               <w:rPr>
-                <w:rFonts w:hint="eastAsia" w:ascii="仿宋" w:hAnsi="仿宋" w:eastAsia="仿宋" w:cs="Segoe UI"/>
+                <w:rFonts w:ascii="仿宋" w:eastAsia="仿宋" w:hAnsi="仿宋" w:cs="Segoe UI" w:hint="eastAsia"/>
                 <w:b/>
                 <w:color w:val="333333"/>
                 <w:kern w:val="0"/>
@@ -576,7 +566,7 @@
               <w:spacing w:beforeAutospacing="1" w:afterAutospacing="1" w:line="301" w:lineRule="atLeast"/>
               <w:jc w:val="center"/>
               <w:rPr>
-                <w:rFonts w:hint="default" w:ascii="仿宋" w:hAnsi="仿宋" w:eastAsia="仿宋" w:cs="Segoe UI"/>
+                <w:rFonts w:ascii="仿宋" w:eastAsia="仿宋" w:hAnsi="仿宋" w:cs="Segoe UI" w:hint="default"/>
                 <w:color w:val="333333"/>
                 <w:kern w:val="0"/>
                 <w:sz w:val="28"/>
@@ -587,7 +577,7 @@
             </w:pPr>
             <w:r>
               <w:rPr>
-                <w:rFonts w:hint="eastAsia" w:ascii="仿宋" w:hAnsi="仿宋" w:eastAsia="仿宋" w:cs="Segoe UI"/>
+                <w:rFonts w:ascii="仿宋" w:eastAsia="仿宋" w:hAnsi="仿宋" w:cs="Segoe UI" w:hint="eastAsia"/>
                 <w:color w:val="333333"/>
                 <w:kern w:val="0"/>
                 <w:sz w:val="28"/>
@@ -610,7 +600,7 @@
               <w:spacing w:beforeAutospacing="1" w:afterAutospacing="1" w:line="301" w:lineRule="atLeast"/>
               <w:jc w:val="center"/>
               <w:rPr>
-                <w:rFonts w:ascii="仿宋" w:hAnsi="仿宋" w:eastAsia="仿宋" w:cs="Segoe UI"/>
+                <w:rFonts w:ascii="仿宋" w:eastAsia="仿宋" w:hAnsi="仿宋" w:cs="Segoe UI"/>
                 <w:b/>
                 <w:color w:val="333333"/>
                 <w:kern w:val="0"/>
@@ -620,7 +610,7 @@
             </w:pPr>
             <w:r>
               <w:rPr>
-                <w:rFonts w:hint="eastAsia" w:ascii="仿宋" w:hAnsi="仿宋" w:eastAsia="仿宋" w:cs="Segoe UI"/>
+                <w:rFonts w:ascii="仿宋" w:eastAsia="仿宋" w:hAnsi="仿宋" w:cs="Segoe UI" w:hint="eastAsia"/>
                 <w:b/>
                 <w:color w:val="333333"/>
                 <w:kern w:val="0"/>
@@ -641,7 +631,7 @@
               <w:spacing w:beforeAutospacing="1" w:afterAutospacing="1" w:line="301" w:lineRule="atLeast"/>
               <w:jc w:val="left"/>
               <w:rPr>
-                <w:rFonts w:hint="default" w:ascii="仿宋" w:hAnsi="仿宋" w:eastAsia="仿宋" w:cs="Segoe UI"/>
+                <w:rFonts w:ascii="仿宋" w:eastAsia="仿宋" w:hAnsi="仿宋" w:cs="Segoe UI" w:hint="default"/>
                 <w:color w:val="333333"/>
                 <w:kern w:val="0"/>
                 <w:sz w:val="28"/>
@@ -651,7 +641,7 @@
             </w:pPr>
             <w:r>
               <w:rPr>
-                <w:rFonts w:hint="eastAsia" w:ascii="仿宋" w:hAnsi="仿宋" w:eastAsia="仿宋" w:cs="Segoe UI"/>
+                <w:rFonts w:ascii="仿宋" w:eastAsia="仿宋" w:hAnsi="仿宋" w:cs="Segoe UI" w:hint="eastAsia"/>
                 <w:color w:val="333333"/>
                 <w:kern w:val="0"/>
                 <w:sz w:val="28"/>
@@ -669,10 +659,10 @@
         <w:widowControl/>
         <w:shd w:val="clear" w:color="auto" w:fill="FFFFFF"/>
         <w:spacing w:before="100" w:beforeAutospacing="1" w:after="100" w:afterAutospacing="1" w:line="360" w:lineRule="auto"/>
-        <w:ind w:firstLine="560" w:firstLineChars="200"/>
+        <w:ind w:firstLine="420" w:firstLineChars="200"/>
         <w:jc w:val="left"/>
         <w:rPr>
-          <w:rFonts w:ascii="仿宋" w:hAnsi="仿宋" w:eastAsia="仿宋" w:cs="Segoe UI"/>
+          <w:rFonts w:ascii="仿宋" w:eastAsia="仿宋" w:hAnsi="仿宋" w:cs="Segoe UI"/>
           <w:color w:val="333333"/>
           <w:kern w:val="0"/>
           <w:sz w:val="28"/>
@@ -681,7 +671,7 @@
       </w:pPr>
       <w:r>
         <w:rPr>
-          <w:rFonts w:hint="eastAsia" w:ascii="仿宋" w:hAnsi="仿宋" w:eastAsia="仿宋" w:cs="Segoe UI"/>
+          <w:rFonts w:ascii="仿宋" w:eastAsia="仿宋" w:hAnsi="仿宋" w:cs="Segoe UI" w:hint="eastAsia"/>
           <w:color w:val="333333"/>
           <w:kern w:val="0"/>
           <w:sz w:val="28"/>
@@ -697,7 +687,7 @@
         <w:spacing w:beforeAutospacing="1" w:afterAutospacing="1" w:line="301" w:lineRule="atLeast"/>
         <w:jc w:val="right"/>
         <w:rPr>
-          <w:rFonts w:hint="eastAsia" w:ascii="仿宋" w:hAnsi="仿宋" w:eastAsia="仿宋" w:cs="Segoe UI"/>
+          <w:rFonts w:ascii="仿宋" w:eastAsia="仿宋" w:hAnsi="仿宋" w:cs="Segoe UI" w:hint="eastAsia"/>
           <w:color w:val="333333"/>
           <w:kern w:val="0"/>
           <w:sz w:val="28"/>
@@ -712,7 +702,7 @@
         <w:spacing w:beforeAutospacing="1" w:afterAutospacing="1" w:line="301" w:lineRule="atLeast"/>
         <w:jc w:val="right"/>
         <w:rPr>
-          <w:rFonts w:hint="eastAsia" w:ascii="仿宋" w:hAnsi="仿宋" w:eastAsia="仿宋" w:cs="Segoe UI"/>
+          <w:rFonts w:ascii="仿宋" w:eastAsia="仿宋" w:hAnsi="仿宋" w:cs="Segoe UI" w:hint="eastAsia"/>
           <w:color w:val="333333"/>
           <w:kern w:val="0"/>
           <w:sz w:val="28"/>
@@ -728,7 +718,7 @@
         <w:spacing w:beforeAutospacing="1" w:afterAutospacing="1" w:line="301" w:lineRule="atLeast"/>
         <w:jc w:val="right"/>
         <w:rPr>
-          <w:rFonts w:hint="eastAsia" w:ascii="仿宋" w:hAnsi="仿宋" w:eastAsia="仿宋" w:cs="Segoe UI"/>
+          <w:rFonts w:ascii="仿宋" w:eastAsia="仿宋" w:hAnsi="仿宋" w:cs="Segoe UI" w:hint="eastAsia"/>
           <w:color w:val="333333"/>
           <w:kern w:val="0"/>
           <w:sz w:val="28"/>
@@ -738,7 +728,7 @@
       </w:pPr>
       <w:r>
         <w:rPr>
-          <w:rFonts w:hint="eastAsia" w:ascii="仿宋" w:hAnsi="仿宋" w:eastAsia="仿宋" w:cs="Segoe UI"/>
+          <w:rFonts w:ascii="仿宋" w:eastAsia="仿宋" w:hAnsi="仿宋" w:cs="Segoe UI" w:hint="eastAsia"/>
           <w:color w:val="333333"/>
           <w:kern w:val="0"/>
           <w:sz w:val="28"/>
@@ -756,7 +746,7 @@
         <w:spacing w:beforeAutospacing="1" w:afterAutospacing="1" w:line="301" w:lineRule="atLeast"/>
         <w:jc w:val="right"/>
         <w:rPr>
-          <w:rFonts w:hint="eastAsia" w:ascii="仿宋" w:hAnsi="仿宋" w:eastAsia="仿宋" w:cs="Segoe UI"/>
+          <w:rFonts w:ascii="仿宋" w:eastAsia="仿宋" w:hAnsi="仿宋" w:cs="Segoe UI" w:hint="eastAsia"/>
           <w:color w:val="333333"/>
           <w:kern w:val="0"/>
           <w:sz w:val="28"/>
@@ -766,7 +756,7 @@
       </w:pPr>
       <w:r>
         <w:rPr>
-          <w:rFonts w:hint="eastAsia" w:ascii="仿宋" w:hAnsi="仿宋" w:eastAsia="仿宋" w:cs="Segoe UI"/>
+          <w:rFonts w:ascii="仿宋" w:eastAsia="仿宋" w:hAnsi="仿宋" w:cs="Segoe UI" w:hint="eastAsia"/>
           <w:color w:val="333333"/>
           <w:kern w:val="0"/>
           <w:sz w:val="28"/>
@@ -784,7 +774,7 @@
         <w:spacing w:beforeAutospacing="1" w:afterAutospacing="1" w:line="301" w:lineRule="atLeast"/>
         <w:jc w:val="right"/>
         <w:rPr>
-          <w:rFonts w:hint="default" w:ascii="仿宋" w:hAnsi="仿宋" w:eastAsia="仿宋" w:cs="Segoe UI"/>
+          <w:rFonts w:ascii="仿宋" w:eastAsia="仿宋" w:hAnsi="仿宋" w:cs="Segoe UI" w:hint="default"/>
           <w:color w:val="333333"/>
           <w:kern w:val="0"/>
           <w:sz w:val="28"/>
@@ -794,7 +784,7 @@
       </w:pPr>
       <w:r>
         <w:rPr>
-          <w:rFonts w:hint="eastAsia" w:ascii="仿宋" w:hAnsi="仿宋" w:eastAsia="仿宋" w:cs="Segoe UI"/>
+          <w:rFonts w:ascii="仿宋" w:eastAsia="仿宋" w:hAnsi="仿宋" w:cs="Segoe UI" w:hint="eastAsia"/>
           <w:color w:val="333333"/>
           <w:kern w:val="0"/>
           <w:sz w:val="28"/>
@@ -807,7 +797,7 @@
       <w:bookmarkEnd w:id="0"/>
       <w:r>
         <w:rPr>
-          <w:rFonts w:hint="eastAsia" w:ascii="仿宋" w:hAnsi="仿宋" w:eastAsia="仿宋" w:cs="Segoe UI"/>
+          <w:rFonts w:ascii="仿宋" w:eastAsia="仿宋" w:hAnsi="仿宋" w:cs="Segoe UI" w:hint="eastAsia"/>
           <w:color w:val="333333"/>
           <w:kern w:val="0"/>
           <w:sz w:val="28"/>
@@ -827,7 +817,7 @@
       </w:pPr>
       <w:r>
         <w:rPr>
-          <w:rFonts w:hint="eastAsia" w:ascii="等线" w:hAnsi="等线" w:eastAsia="等线" w:cs="Segoe UI"/>
+          <w:rFonts w:ascii="等线" w:eastAsia="等线" w:hAnsi="等线" w:cs="Segoe UI" w:hint="eastAsia"/>
           <w:color w:val="333333"/>
           <w:kern w:val="0"/>
           <w:szCs w:val="21"/>
@@ -838,7 +828,7 @@
     <w:sectPr>
       <w:pgSz w:w="11906" w:h="16838"/>
       <w:pgMar w:top="1440" w:right="1800" w:bottom="1440" w:left="1800" w:header="851" w:footer="992" w:gutter="0"/>
-      <w:cols w:space="425" w:num="1"/>
+      <w:cols w:num="1" w:space="425"/>
       <w:docGrid w:type="lines" w:linePitch="312" w:charSpace="0"/>
     </w:sectPr>
   </w:body>
@@ -846,295 +836,293 @@
 </file>
 
 <file path=word/styles.xml><?xml version="1.0" encoding="utf-8"?>
-<w:styles xmlns:mc="http://schemas.openxmlformats.org/markup-compatibility/2006" xmlns:o="urn:schemas-microsoft-com:office:office" xmlns:r="http://schemas.openxmlformats.org/officeDocument/2006/relationships" xmlns:m="http://schemas.openxmlformats.org/officeDocument/2006/math" xmlns:v="urn:schemas-microsoft-com:vml" xmlns:w="http://schemas.openxmlformats.org/wordprocessingml/2006/main" xmlns:w14="http://schemas.microsoft.com/office/word/2010/wordml" xmlns:w10="urn:schemas-microsoft-com:office:word" xmlns:sl="http://schemas.openxmlformats.org/schemaLibrary/2006/main" xmlns:wpsCustomData="http://www.wps.cn/officeDocument/2013/wpsCustomData" mc:Ignorable="w14">
+<w:styles xmlns:mc="http://schemas.openxmlformats.org/markup-compatibility/2006" xmlns:r="http://schemas.openxmlformats.org/officeDocument/2006/relationships" xmlns:w="http://schemas.openxmlformats.org/wordprocessingml/2006/main" xmlns:w14="http://schemas.microsoft.com/office/word/2010/wordml" xmlns:w15="http://schemas.microsoft.com/office/word/2012/wordml" mc:Ignorable="w14 w15">
   <w:docDefaults>
     <w:rPrDefault>
       <w:rPr>
-        <w:rFonts w:ascii="Times New Roman" w:hAnsi="Times New Roman" w:eastAsia="宋体" w:cs="Times New Roman"/>
+        <w:rFonts w:ascii="Times New Roman" w:eastAsia="宋体" w:hAnsi="Times New Roman" w:cs="Times New Roman"/>
       </w:rPr>
     </w:rPrDefault>
     <w:pPrDefault/>
   </w:docDefaults>
-  <w:latentStyles w:count="260" w:defQFormat="0" w:defUnhideWhenUsed="1" w:defSemiHidden="1" w:defUIPriority="99" w:defLockedState="0">
-    <w:lsdException w:qFormat="1" w:unhideWhenUsed="0" w:uiPriority="0" w:semiHidden="0" w:name="Normal"/>
-    <w:lsdException w:qFormat="1" w:unhideWhenUsed="0" w:uiPriority="9" w:semiHidden="0" w:name="heading 1"/>
-    <w:lsdException w:qFormat="1" w:uiPriority="9" w:name="heading 2"/>
-    <w:lsdException w:qFormat="1" w:uiPriority="9" w:name="heading 3"/>
-    <w:lsdException w:qFormat="1" w:uiPriority="9" w:name="heading 4"/>
-    <w:lsdException w:qFormat="1" w:uiPriority="9" w:name="heading 5"/>
-    <w:lsdException w:qFormat="1" w:uiPriority="9" w:name="heading 6"/>
-    <w:lsdException w:qFormat="1" w:uiPriority="9" w:name="heading 7"/>
-    <w:lsdException w:qFormat="1" w:uiPriority="9" w:name="heading 8"/>
-    <w:lsdException w:qFormat="1" w:uiPriority="9" w:name="heading 9"/>
-    <w:lsdException w:uiPriority="99" w:name="index 1"/>
-    <w:lsdException w:uiPriority="99" w:name="index 2"/>
-    <w:lsdException w:uiPriority="99" w:name="index 3"/>
-    <w:lsdException w:uiPriority="99" w:name="index 4"/>
-    <w:lsdException w:uiPriority="99" w:name="index 5"/>
-    <w:lsdException w:uiPriority="99" w:name="index 6"/>
-    <w:lsdException w:uiPriority="99" w:name="index 7"/>
-    <w:lsdException w:uiPriority="99" w:name="index 8"/>
-    <w:lsdException w:uiPriority="99" w:name="index 9"/>
-    <w:lsdException w:uiPriority="39" w:name="toc 1"/>
-    <w:lsdException w:uiPriority="39" w:name="toc 2"/>
-    <w:lsdException w:uiPriority="39" w:name="toc 3"/>
-    <w:lsdException w:uiPriority="39" w:name="toc 4"/>
-    <w:lsdException w:uiPriority="39" w:name="toc 5"/>
-    <w:lsdException w:uiPriority="39" w:name="toc 6"/>
-    <w:lsdException w:uiPriority="39" w:name="toc 7"/>
-    <w:lsdException w:uiPriority="39" w:name="toc 8"/>
-    <w:lsdException w:uiPriority="39" w:name="toc 9"/>
-    <w:lsdException w:uiPriority="99" w:name="Normal Indent"/>
-    <w:lsdException w:uiPriority="99" w:name="footnote text"/>
-    <w:lsdException w:uiPriority="99" w:name="annotation text"/>
-    <w:lsdException w:qFormat="1" w:uiPriority="99" w:name="header"/>
-    <w:lsdException w:qFormat="1" w:uiPriority="99" w:name="footer"/>
-    <w:lsdException w:uiPriority="99" w:name="index heading"/>
-    <w:lsdException w:qFormat="1" w:uiPriority="35" w:name="caption"/>
-    <w:lsdException w:uiPriority="99" w:name="table of figures"/>
-    <w:lsdException w:uiPriority="99" w:name="envelope address"/>
-    <w:lsdException w:uiPriority="99" w:name="envelope return"/>
-    <w:lsdException w:uiPriority="99" w:name="footnote reference"/>
-    <w:lsdException w:uiPriority="99" w:name="annotation reference"/>
-    <w:lsdException w:uiPriority="99" w:name="line number"/>
-    <w:lsdException w:uiPriority="99" w:name="page number"/>
-    <w:lsdException w:uiPriority="99" w:name="endnote reference"/>
-    <w:lsdException w:uiPriority="99" w:name="endnote text"/>
-    <w:lsdException w:uiPriority="99" w:name="table of authorities"/>
-    <w:lsdException w:uiPriority="99" w:name="macro"/>
-    <w:lsdException w:uiPriority="99" w:name="toa heading"/>
-    <w:lsdException w:uiPriority="99" w:name="List"/>
-    <w:lsdException w:uiPriority="99" w:name="List Bullet"/>
-    <w:lsdException w:uiPriority="99" w:name="List Number"/>
-    <w:lsdException w:uiPriority="99" w:name="List 2"/>
-    <w:lsdException w:uiPriority="99" w:name="List 3"/>
-    <w:lsdException w:uiPriority="99" w:name="List 4"/>
-    <w:lsdException w:uiPriority="99" w:name="List 5"/>
-    <w:lsdException w:uiPriority="99" w:name="List Bullet 2"/>
-    <w:lsdException w:uiPriority="99" w:name="List Bullet 3"/>
-    <w:lsdException w:uiPriority="99" w:name="List Bullet 4"/>
-    <w:lsdException w:uiPriority="99" w:name="List Bullet 5"/>
-    <w:lsdException w:uiPriority="99" w:name="List Number 2"/>
-    <w:lsdException w:uiPriority="99" w:name="List Number 3"/>
-    <w:lsdException w:uiPriority="99" w:name="List Number 4"/>
-    <w:lsdException w:uiPriority="99" w:name="List Number 5"/>
-    <w:lsdException w:qFormat="1" w:unhideWhenUsed="0" w:uiPriority="10" w:semiHidden="0" w:name="Title"/>
-    <w:lsdException w:uiPriority="99" w:name="Closing"/>
-    <w:lsdException w:uiPriority="99" w:name="Signature"/>
-    <w:lsdException w:qFormat="1" w:uiPriority="1" w:name="Default Paragraph Font"/>
-    <w:lsdException w:uiPriority="99" w:name="Body Text"/>
-    <w:lsdException w:uiPriority="99" w:name="Body Text Indent"/>
-    <w:lsdException w:uiPriority="99" w:name="List Continue"/>
-    <w:lsdException w:uiPriority="99" w:name="List Continue 2"/>
-    <w:lsdException w:uiPriority="99" w:name="List Continue 3"/>
-    <w:lsdException w:uiPriority="99" w:name="List Continue 4"/>
-    <w:lsdException w:uiPriority="99" w:name="List Continue 5"/>
-    <w:lsdException w:uiPriority="99" w:name="Message Header"/>
-    <w:lsdException w:qFormat="1" w:unhideWhenUsed="0" w:uiPriority="11" w:semiHidden="0" w:name="Subtitle"/>
-    <w:lsdException w:uiPriority="99" w:name="Salutation"/>
-    <w:lsdException w:uiPriority="99" w:name="Date"/>
-    <w:lsdException w:uiPriority="99" w:name="Body Text First Indent"/>
-    <w:lsdException w:uiPriority="99" w:name="Body Text First Indent 2"/>
-    <w:lsdException w:uiPriority="99" w:name="Note Heading"/>
-    <w:lsdException w:uiPriority="99" w:name="Body Text 2"/>
-    <w:lsdException w:uiPriority="99" w:name="Body Text 3"/>
-    <w:lsdException w:uiPriority="99" w:name="Body Text Indent 2"/>
-    <w:lsdException w:uiPriority="99" w:name="Body Text Indent 3"/>
-    <w:lsdException w:uiPriority="99" w:name="Block Text"/>
-    <w:lsdException w:qFormat="1" w:uiPriority="99" w:name="Hyperlink"/>
-    <w:lsdException w:uiPriority="99" w:name="FollowedHyperlink"/>
-    <w:lsdException w:qFormat="1" w:unhideWhenUsed="0" w:uiPriority="22" w:semiHidden="0" w:name="Strong"/>
-    <w:lsdException w:qFormat="1" w:unhideWhenUsed="0" w:uiPriority="20" w:semiHidden="0" w:name="Emphasis"/>
-    <w:lsdException w:uiPriority="99" w:name="Document Map"/>
-    <w:lsdException w:uiPriority="99" w:name="Plain Text"/>
-    <w:lsdException w:uiPriority="99" w:name="E-mail Signature"/>
-    <w:lsdException w:uiPriority="99" w:name="Normal (Web)"/>
-    <w:lsdException w:uiPriority="99" w:name="HTML Acronym"/>
-    <w:lsdException w:uiPriority="99" w:name="HTML Address"/>
-    <w:lsdException w:uiPriority="99" w:name="HTML Cite"/>
-    <w:lsdException w:uiPriority="99" w:name="HTML Code"/>
-    <w:lsdException w:uiPriority="99" w:name="HTML Definition"/>
-    <w:lsdException w:uiPriority="99" w:name="HTML Keyboard"/>
-    <w:lsdException w:uiPriority="99" w:name="HTML Preformatted"/>
-    <w:lsdException w:uiPriority="99" w:name="HTML Sample"/>
-    <w:lsdException w:uiPriority="99" w:name="HTML Typewriter"/>
-    <w:lsdException w:uiPriority="99" w:name="HTML Variable"/>
-    <w:lsdException w:qFormat="1" w:uiPriority="99" w:name="Normal Table"/>
-    <w:lsdException w:uiPriority="99" w:name="annotation subject"/>
-    <w:lsdException w:uiPriority="99" w:name="Table Simple 1"/>
-    <w:lsdException w:uiPriority="99" w:name="Table Simple 2"/>
-    <w:lsdException w:uiPriority="99" w:name="Table Simple 3"/>
-    <w:lsdException w:uiPriority="99" w:name="Table Classic 1"/>
-    <w:lsdException w:uiPriority="99" w:name="Table Classic 2"/>
-    <w:lsdException w:uiPriority="99" w:name="Table Classic 3"/>
-    <w:lsdException w:uiPriority="99" w:name="Table Classic 4"/>
-    <w:lsdException w:uiPriority="99" w:name="Table Colorful 1"/>
-    <w:lsdException w:uiPriority="99" w:name="Table Colorful 2"/>
-    <w:lsdException w:uiPriority="99" w:name="Table Colorful 3"/>
-    <w:lsdException w:uiPriority="99" w:name="Table Columns 1"/>
-    <w:lsdException w:uiPriority="99" w:name="Table Columns 2"/>
-    <w:lsdException w:uiPriority="99" w:name="Table Columns 3"/>
-    <w:lsdException w:uiPriority="99" w:name="Table Columns 4"/>
-    <w:lsdException w:uiPriority="99" w:name="Table Columns 5"/>
-    <w:lsdException w:uiPriority="99" w:name="Table Grid 1"/>
-    <w:lsdException w:uiPriority="99" w:name="Table Grid 2"/>
-    <w:lsdException w:uiPriority="99" w:name="Table Grid 3"/>
-    <w:lsdException w:uiPriority="99" w:name="Table Grid 4"/>
-    <w:lsdException w:uiPriority="99" w:name="Table Grid 5"/>
-    <w:lsdException w:uiPriority="99" w:name="Table Grid 6"/>
-    <w:lsdException w:uiPriority="99" w:name="Table Grid 7"/>
-    <w:lsdException w:uiPriority="99" w:name="Table Grid 8"/>
-    <w:lsdException w:uiPriority="99" w:name="Table List 1"/>
-    <w:lsdException w:uiPriority="99" w:name="Table List 2"/>
-    <w:lsdException w:uiPriority="99" w:name="Table List 3"/>
-    <w:lsdException w:uiPriority="99" w:name="Table List 4"/>
-    <w:lsdException w:uiPriority="99" w:name="Table List 5"/>
-    <w:lsdException w:uiPriority="99" w:name="Table List 6"/>
-    <w:lsdException w:uiPriority="99" w:name="Table List 7"/>
-    <w:lsdException w:uiPriority="99" w:name="Table List 8"/>
-    <w:lsdException w:uiPriority="99" w:name="Table 3D effects 1"/>
-    <w:lsdException w:uiPriority="99" w:name="Table 3D effects 2"/>
-    <w:lsdException w:uiPriority="99" w:name="Table 3D effects 3"/>
-    <w:lsdException w:uiPriority="99" w:name="Table Contemporary"/>
-    <w:lsdException w:uiPriority="99" w:name="Table Elegant"/>
-    <w:lsdException w:uiPriority="99" w:name="Table Professional"/>
-    <w:lsdException w:uiPriority="99" w:name="Table Subtle 1"/>
-    <w:lsdException w:uiPriority="99" w:name="Table Subtle 2"/>
-    <w:lsdException w:uiPriority="99" w:name="Table Web 1"/>
-    <w:lsdException w:uiPriority="99" w:name="Table Web 2"/>
-    <w:lsdException w:uiPriority="99" w:name="Table Web 3"/>
-    <w:lsdException w:qFormat="1" w:uiPriority="99" w:name="Balloon Text"/>
-    <w:lsdException w:qFormat="1" w:unhideWhenUsed="0" w:uiPriority="59" w:semiHidden="0" w:name="Table Grid"/>
-    <w:lsdException w:uiPriority="99" w:name="Table Theme"/>
-    <w:lsdException w:unhideWhenUsed="0" w:uiPriority="60" w:semiHidden="0" w:name="Light Shading"/>
-    <w:lsdException w:unhideWhenUsed="0" w:uiPriority="61" w:semiHidden="0" w:name="Light List"/>
-    <w:lsdException w:unhideWhenUsed="0" w:uiPriority="62" w:semiHidden="0" w:name="Light Grid"/>
-    <w:lsdException w:unhideWhenUsed="0" w:uiPriority="63" w:semiHidden="0" w:name="Medium Shading 1"/>
-    <w:lsdException w:unhideWhenUsed="0" w:uiPriority="64" w:semiHidden="0" w:name="Medium Shading 2"/>
-    <w:lsdException w:unhideWhenUsed="0" w:uiPriority="65" w:semiHidden="0" w:name="Medium List 1"/>
-    <w:lsdException w:unhideWhenUsed="0" w:uiPriority="66" w:semiHidden="0" w:name="Medium List 2"/>
-    <w:lsdException w:unhideWhenUsed="0" w:uiPriority="67" w:semiHidden="0" w:name="Medium Grid 1"/>
-    <w:lsdException w:unhideWhenUsed="0" w:uiPriority="68" w:semiHidden="0" w:name="Medium Grid 2"/>
-    <w:lsdException w:unhideWhenUsed="0" w:uiPriority="69" w:semiHidden="0" w:name="Medium Grid 3"/>
-    <w:lsdException w:unhideWhenUsed="0" w:uiPriority="70" w:semiHidden="0" w:name="Dark List"/>
-    <w:lsdException w:unhideWhenUsed="0" w:uiPriority="71" w:semiHidden="0" w:name="Colorful Shading"/>
-    <w:lsdException w:unhideWhenUsed="0" w:uiPriority="72" w:semiHidden="0" w:name="Colorful List"/>
-    <w:lsdException w:unhideWhenUsed="0" w:uiPriority="73" w:semiHidden="0" w:name="Colorful Grid"/>
-    <w:lsdException w:unhideWhenUsed="0" w:uiPriority="60" w:semiHidden="0" w:name="Light Shading Accent 1"/>
-    <w:lsdException w:unhideWhenUsed="0" w:uiPriority="61" w:semiHidden="0" w:name="Light List Accent 1"/>
-    <w:lsdException w:unhideWhenUsed="0" w:uiPriority="62" w:semiHidden="0" w:name="Light Grid Accent 1"/>
-    <w:lsdException w:unhideWhenUsed="0" w:uiPriority="63" w:semiHidden="0" w:name="Medium Shading 1 Accent 1"/>
-    <w:lsdException w:unhideWhenUsed="0" w:uiPriority="64" w:semiHidden="0" w:name="Medium Shading 2 Accent 1"/>
-    <w:lsdException w:unhideWhenUsed="0" w:uiPriority="65" w:semiHidden="0" w:name="Medium List 1 Accent 1"/>
-    <w:lsdException w:qFormat="1" w:unhideWhenUsed="0" w:uiPriority="34" w:semiHidden="0" w:name="List Paragraph"/>
-    <w:lsdException w:unhideWhenUsed="0" w:uiPriority="66" w:semiHidden="0" w:name="Medium List 2 Accent 1"/>
-    <w:lsdException w:unhideWhenUsed="0" w:uiPriority="67" w:semiHidden="0" w:name="Medium Grid 1 Accent 1"/>
-    <w:lsdException w:unhideWhenUsed="0" w:uiPriority="68" w:semiHidden="0" w:name="Medium Grid 2 Accent 1"/>
-    <w:lsdException w:unhideWhenUsed="0" w:uiPriority="69" w:semiHidden="0" w:name="Medium Grid 3 Accent 1"/>
-    <w:lsdException w:unhideWhenUsed="0" w:uiPriority="70" w:semiHidden="0" w:name="Dark List Accent 1"/>
-    <w:lsdException w:unhideWhenUsed="0" w:uiPriority="71" w:semiHidden="0" w:name="Colorful Shading Accent 1"/>
-    <w:lsdException w:unhideWhenUsed="0" w:uiPriority="72" w:semiHidden="0" w:name="Colorful List Accent 1"/>
-    <w:lsdException w:unhideWhenUsed="0" w:uiPriority="73" w:semiHidden="0" w:name="Colorful Grid Accent 1"/>
-    <w:lsdException w:unhideWhenUsed="0" w:uiPriority="60" w:semiHidden="0" w:name="Light Shading Accent 2"/>
-    <w:lsdException w:unhideWhenUsed="0" w:uiPriority="61" w:semiHidden="0" w:name="Light List Accent 2"/>
-    <w:lsdException w:unhideWhenUsed="0" w:uiPriority="62" w:semiHidden="0" w:name="Light Grid Accent 2"/>
-    <w:lsdException w:unhideWhenUsed="0" w:uiPriority="63" w:semiHidden="0" w:name="Medium Shading 1 Accent 2"/>
-    <w:lsdException w:unhideWhenUsed="0" w:uiPriority="64" w:semiHidden="0" w:name="Medium Shading 2 Accent 2"/>
-    <w:lsdException w:unhideWhenUsed="0" w:uiPriority="65" w:semiHidden="0" w:name="Medium List 1 Accent 2"/>
-    <w:lsdException w:unhideWhenUsed="0" w:uiPriority="66" w:semiHidden="0" w:name="Medium List 2 Accent 2"/>
-    <w:lsdException w:unhideWhenUsed="0" w:uiPriority="67" w:semiHidden="0" w:name="Medium Grid 1 Accent 2"/>
-    <w:lsdException w:unhideWhenUsed="0" w:uiPriority="68" w:semiHidden="0" w:name="Medium Grid 2 Accent 2"/>
-    <w:lsdException w:unhideWhenUsed="0" w:uiPriority="69" w:semiHidden="0" w:name="Medium Grid 3 Accent 2"/>
-    <w:lsdException w:unhideWhenUsed="0" w:uiPriority="70" w:semiHidden="0" w:name="Dark List Accent 2"/>
-    <w:lsdException w:unhideWhenUsed="0" w:uiPriority="71" w:semiHidden="0" w:name="Colorful Shading Accent 2"/>
-    <w:lsdException w:unhideWhenUsed="0" w:uiPriority="72" w:semiHidden="0" w:name="Colorful List Accent 2"/>
-    <w:lsdException w:unhideWhenUsed="0" w:uiPriority="73" w:semiHidden="0" w:name="Colorful Grid Accent 2"/>
-    <w:lsdException w:unhideWhenUsed="0" w:uiPriority="60" w:semiHidden="0" w:name="Light Shading Accent 3"/>
-    <w:lsdException w:unhideWhenUsed="0" w:uiPriority="61" w:semiHidden="0" w:name="Light List Accent 3"/>
-    <w:lsdException w:unhideWhenUsed="0" w:uiPriority="62" w:semiHidden="0" w:name="Light Grid Accent 3"/>
-    <w:lsdException w:unhideWhenUsed="0" w:uiPriority="63" w:semiHidden="0" w:name="Medium Shading 1 Accent 3"/>
-    <w:lsdException w:unhideWhenUsed="0" w:uiPriority="64" w:semiHidden="0" w:name="Medium Shading 2 Accent 3"/>
-    <w:lsdException w:unhideWhenUsed="0" w:uiPriority="65" w:semiHidden="0" w:name="Medium List 1 Accent 3"/>
-    <w:lsdException w:unhideWhenUsed="0" w:uiPriority="66" w:semiHidden="0" w:name="Medium List 2 Accent 3"/>
-    <w:lsdException w:unhideWhenUsed="0" w:uiPriority="67" w:semiHidden="0" w:name="Medium Grid 1 Accent 3"/>
-    <w:lsdException w:unhideWhenUsed="0" w:uiPriority="68" w:semiHidden="0" w:name="Medium Grid 2 Accent 3"/>
-    <w:lsdException w:unhideWhenUsed="0" w:uiPriority="69" w:semiHidden="0" w:name="Medium Grid 3 Accent 3"/>
-    <w:lsdException w:unhideWhenUsed="0" w:uiPriority="70" w:semiHidden="0" w:name="Dark List Accent 3"/>
-    <w:lsdException w:unhideWhenUsed="0" w:uiPriority="71" w:semiHidden="0" w:name="Colorful Shading Accent 3"/>
-    <w:lsdException w:unhideWhenUsed="0" w:uiPriority="72" w:semiHidden="0" w:name="Colorful List Accent 3"/>
-    <w:lsdException w:unhideWhenUsed="0" w:uiPriority="73" w:semiHidden="0" w:name="Colorful Grid Accent 3"/>
-    <w:lsdException w:unhideWhenUsed="0" w:uiPriority="60" w:semiHidden="0" w:name="Light Shading Accent 4"/>
-    <w:lsdException w:unhideWhenUsed="0" w:uiPriority="61" w:semiHidden="0" w:name="Light List Accent 4"/>
-    <w:lsdException w:unhideWhenUsed="0" w:uiPriority="62" w:semiHidden="0" w:name="Light Grid Accent 4"/>
-    <w:lsdException w:unhideWhenUsed="0" w:uiPriority="63" w:semiHidden="0" w:name="Medium Shading 1 Accent 4"/>
-    <w:lsdException w:unhideWhenUsed="0" w:uiPriority="64" w:semiHidden="0" w:name="Medium Shading 2 Accent 4"/>
-    <w:lsdException w:unhideWhenUsed="0" w:uiPriority="65" w:semiHidden="0" w:name="Medium List 1 Accent 4"/>
-    <w:lsdException w:unhideWhenUsed="0" w:uiPriority="66" w:semiHidden="0" w:name="Medium List 2 Accent 4"/>
-    <w:lsdException w:unhideWhenUsed="0" w:uiPriority="67" w:semiHidden="0" w:name="Medium Grid 1 Accent 4"/>
-    <w:lsdException w:unhideWhenUsed="0" w:uiPriority="68" w:semiHidden="0" w:name="Medium Grid 2 Accent 4"/>
-    <w:lsdException w:unhideWhenUsed="0" w:uiPriority="69" w:semiHidden="0" w:name="Medium Grid 3 Accent 4"/>
-    <w:lsdException w:unhideWhenUsed="0" w:uiPriority="70" w:semiHidden="0" w:name="Dark List Accent 4"/>
-    <w:lsdException w:unhideWhenUsed="0" w:uiPriority="71" w:semiHidden="0" w:name="Colorful Shading Accent 4"/>
-    <w:lsdException w:unhideWhenUsed="0" w:uiPriority="72" w:semiHidden="0" w:name="Colorful List Accent 4"/>
-    <w:lsdException w:unhideWhenUsed="0" w:uiPriority="73" w:semiHidden="0" w:name="Colorful Grid Accent 4"/>
-    <w:lsdException w:unhideWhenUsed="0" w:uiPriority="60" w:semiHidden="0" w:name="Light Shading Accent 5"/>
-    <w:lsdException w:unhideWhenUsed="0" w:uiPriority="61" w:semiHidden="0" w:name="Light List Accent 5"/>
-    <w:lsdException w:unhideWhenUsed="0" w:uiPriority="62" w:semiHidden="0" w:name="Light Grid Accent 5"/>
-    <w:lsdException w:unhideWhenUsed="0" w:uiPriority="63" w:semiHidden="0" w:name="Medium Shading 1 Accent 5"/>
-    <w:lsdException w:unhideWhenUsed="0" w:uiPriority="64" w:semiHidden="0" w:name="Medium Shading 2 Accent 5"/>
-    <w:lsdException w:unhideWhenUsed="0" w:uiPriority="65" w:semiHidden="0" w:name="Medium List 1 Accent 5"/>
-    <w:lsdException w:unhideWhenUsed="0" w:uiPriority="66" w:semiHidden="0" w:name="Medium List 2 Accent 5"/>
-    <w:lsdException w:unhideWhenUsed="0" w:uiPriority="67" w:semiHidden="0" w:name="Medium Grid 1 Accent 5"/>
-    <w:lsdException w:unhideWhenUsed="0" w:uiPriority="68" w:semiHidden="0" w:name="Medium Grid 2 Accent 5"/>
-    <w:lsdException w:unhideWhenUsed="0" w:uiPriority="69" w:semiHidden="0" w:name="Medium Grid 3 Accent 5"/>
-    <w:lsdException w:unhideWhenUsed="0" w:uiPriority="70" w:semiHidden="0" w:name="Dark List Accent 5"/>
-    <w:lsdException w:unhideWhenUsed="0" w:uiPriority="71" w:semiHidden="0" w:name="Colorful Shading Accent 5"/>
-    <w:lsdException w:unhideWhenUsed="0" w:uiPriority="72" w:semiHidden="0" w:name="Colorful List Accent 5"/>
-    <w:lsdException w:unhideWhenUsed="0" w:uiPriority="73" w:semiHidden="0" w:name="Colorful Grid Accent 5"/>
-    <w:lsdException w:unhideWhenUsed="0" w:uiPriority="60" w:semiHidden="0" w:name="Light Shading Accent 6"/>
-    <w:lsdException w:unhideWhenUsed="0" w:uiPriority="61" w:semiHidden="0" w:name="Light List Accent 6"/>
-    <w:lsdException w:unhideWhenUsed="0" w:uiPriority="62" w:semiHidden="0" w:name="Light Grid Accent 6"/>
-    <w:lsdException w:unhideWhenUsed="0" w:uiPriority="63" w:semiHidden="0" w:name="Medium Shading 1 Accent 6"/>
-    <w:lsdException w:unhideWhenUsed="0" w:uiPriority="64" w:semiHidden="0" w:name="Medium Shading 2 Accent 6"/>
-    <w:lsdException w:unhideWhenUsed="0" w:uiPriority="65" w:semiHidden="0" w:name="Medium List 1 Accent 6"/>
-    <w:lsdException w:unhideWhenUsed="0" w:uiPriority="66" w:semiHidden="0" w:name="Medium List 2 Accent 6"/>
-    <w:lsdException w:unhideWhenUsed="0" w:uiPriority="67" w:semiHidden="0" w:name="Medium Grid 1 Accent 6"/>
-    <w:lsdException w:unhideWhenUsed="0" w:uiPriority="68" w:semiHidden="0" w:name="Medium Grid 2 Accent 6"/>
-    <w:lsdException w:unhideWhenUsed="0" w:uiPriority="69" w:semiHidden="0" w:name="Medium Grid 3 Accent 6"/>
-    <w:lsdException w:unhideWhenUsed="0" w:uiPriority="70" w:semiHidden="0" w:name="Dark List Accent 6"/>
-    <w:lsdException w:unhideWhenUsed="0" w:uiPriority="71" w:semiHidden="0" w:name="Colorful Shading Accent 6"/>
-    <w:lsdException w:unhideWhenUsed="0" w:uiPriority="72" w:semiHidden="0" w:name="Colorful List Accent 6"/>
-    <w:lsdException w:unhideWhenUsed="0" w:uiPriority="73" w:semiHidden="0" w:name="Colorful Grid Accent 6"/>
+  <w:latentStyles w:defLockedState="0" w:defUIPriority="99" w:defSemiHidden="1" w:defUnhideWhenUsed="1" w:defQFormat="0" w:count="260">
+    <w:lsdException w:name="Normal" w:semiHidden="0" w:uiPriority="0" w:unhideWhenUsed="0" w:qFormat="1"/>
+    <w:lsdException w:name="heading 1" w:semiHidden="0" w:uiPriority="9" w:unhideWhenUsed="0" w:qFormat="1"/>
+    <w:lsdException w:name="heading 2" w:uiPriority="9" w:qFormat="1"/>
+    <w:lsdException w:name="heading 3" w:uiPriority="9" w:qFormat="1"/>
+    <w:lsdException w:name="heading 4" w:uiPriority="9" w:qFormat="1"/>
+    <w:lsdException w:name="heading 5" w:uiPriority="9" w:qFormat="1"/>
+    <w:lsdException w:name="heading 6" w:uiPriority="9" w:qFormat="1"/>
+    <w:lsdException w:name="heading 7" w:uiPriority="9" w:qFormat="1"/>
+    <w:lsdException w:name="heading 8" w:uiPriority="9" w:qFormat="1"/>
+    <w:lsdException w:name="heading 9" w:uiPriority="9" w:qFormat="1"/>
+    <w:lsdException w:name="index 1"/>
+    <w:lsdException w:name="index 2"/>
+    <w:lsdException w:name="index 3"/>
+    <w:lsdException w:name="index 4"/>
+    <w:lsdException w:name="index 5"/>
+    <w:lsdException w:name="index 6"/>
+    <w:lsdException w:name="index 7"/>
+    <w:lsdException w:name="index 8"/>
+    <w:lsdException w:name="index 9"/>
+    <w:lsdException w:name="toc 1" w:uiPriority="39"/>
+    <w:lsdException w:name="toc 2" w:uiPriority="39"/>
+    <w:lsdException w:name="toc 3" w:uiPriority="39"/>
+    <w:lsdException w:name="toc 4" w:uiPriority="39"/>
+    <w:lsdException w:name="toc 5" w:uiPriority="39"/>
+    <w:lsdException w:name="toc 6" w:uiPriority="39"/>
+    <w:lsdException w:name="toc 7" w:uiPriority="39"/>
+    <w:lsdException w:name="toc 8" w:uiPriority="39"/>
+    <w:lsdException w:name="toc 9" w:uiPriority="39"/>
+    <w:lsdException w:name="Normal Indent"/>
+    <w:lsdException w:name="footnote text"/>
+    <w:lsdException w:name="annotation text"/>
+    <w:lsdException w:name="header" w:qFormat="1"/>
+    <w:lsdException w:name="footer" w:qFormat="1"/>
+    <w:lsdException w:name="index heading"/>
+    <w:lsdException w:name="caption" w:uiPriority="35" w:qFormat="1"/>
+    <w:lsdException w:name="table of figures"/>
+    <w:lsdException w:name="envelope address"/>
+    <w:lsdException w:name="envelope return"/>
+    <w:lsdException w:name="footnote reference"/>
+    <w:lsdException w:name="annotation reference"/>
+    <w:lsdException w:name="line number"/>
+    <w:lsdException w:name="page number"/>
+    <w:lsdException w:name="endnote reference"/>
+    <w:lsdException w:name="endnote text"/>
+    <w:lsdException w:name="table of authorities"/>
+    <w:lsdException w:name="macro"/>
+    <w:lsdException w:name="toa heading"/>
+    <w:lsdException w:name="List"/>
+    <w:lsdException w:name="List Bullet"/>
+    <w:lsdException w:name="List Number"/>
+    <w:lsdException w:name="List 2"/>
+    <w:lsdException w:name="List 3"/>
+    <w:lsdException w:name="List 4"/>
+    <w:lsdException w:name="List 5"/>
+    <w:lsdException w:name="List Bullet 2"/>
+    <w:lsdException w:name="List Bullet 3"/>
+    <w:lsdException w:name="List Bullet 4"/>
+    <w:lsdException w:name="List Bullet 5"/>
+    <w:lsdException w:name="List Number 2"/>
+    <w:lsdException w:name="List Number 3"/>
+    <w:lsdException w:name="List Number 4"/>
+    <w:lsdException w:name="List Number 5"/>
+    <w:lsdException w:name="Title" w:semiHidden="0" w:uiPriority="10" w:unhideWhenUsed="0" w:qFormat="1"/>
+    <w:lsdException w:name="Closing"/>
+    <w:lsdException w:name="Signature"/>
+    <w:lsdException w:name="Default Paragraph Font" w:uiPriority="1" w:qFormat="1"/>
+    <w:lsdException w:name="Body Text"/>
+    <w:lsdException w:name="Body Text Indent"/>
+    <w:lsdException w:name="List Continue"/>
+    <w:lsdException w:name="List Continue 2"/>
+    <w:lsdException w:name="List Continue 3"/>
+    <w:lsdException w:name="List Continue 4"/>
+    <w:lsdException w:name="List Continue 5"/>
+    <w:lsdException w:name="Message Header"/>
+    <w:lsdException w:name="Subtitle" w:semiHidden="0" w:uiPriority="11" w:unhideWhenUsed="0" w:qFormat="1"/>
+    <w:lsdException w:name="Salutation"/>
+    <w:lsdException w:name="Date"/>
+    <w:lsdException w:name="Body Text First Indent"/>
+    <w:lsdException w:name="Body Text First Indent 2"/>
+    <w:lsdException w:name="Body Text 2"/>
+    <w:lsdException w:name="Body Text 3"/>
+    <w:lsdException w:name="Body Text Indent 2"/>
+    <w:lsdException w:name="Body Text Indent 3"/>
+    <w:lsdException w:name="Block Text"/>
+    <w:lsdException w:name="Hyperlink" w:qFormat="1"/>
+    <w:lsdException w:name="FollowedHyperlink"/>
+    <w:lsdException w:name="Strong" w:semiHidden="0" w:uiPriority="22" w:unhideWhenUsed="0" w:qFormat="1"/>
+    <w:lsdException w:name="Emphasis" w:semiHidden="0" w:uiPriority="20" w:unhideWhenUsed="0" w:qFormat="1"/>
+    <w:lsdException w:name="Document Map"/>
+    <w:lsdException w:name="Plain Text"/>
+    <w:lsdException w:name="E-mail Signature"/>
+    <w:lsdException w:name="Normal (Web)"/>
+    <w:lsdException w:name="HTML Acronym"/>
+    <w:lsdException w:name="HTML Address"/>
+    <w:lsdException w:name="HTML Cite"/>
+    <w:lsdException w:name="HTML Code"/>
+    <w:lsdException w:name="HTML Definition"/>
+    <w:lsdException w:name="HTML Keyboard"/>
+    <w:lsdException w:name="HTML Preformatted"/>
+    <w:lsdException w:name="HTML Sample"/>
+    <w:lsdException w:name="HTML Typewriter"/>
+    <w:lsdException w:name="HTML Variable"/>
+    <w:lsdException w:name="Normal Table" w:qFormat="1"/>
+    <w:lsdException w:name="annotation subject"/>
+    <w:lsdException w:name="Table Simple 1"/>
+    <w:lsdException w:name="Table Simple 2"/>
+    <w:lsdException w:name="Table Simple 3"/>
+    <w:lsdException w:name="Table Classic 1"/>
+    <w:lsdException w:name="Table Classic 2"/>
+    <w:lsdException w:name="Table Classic 3"/>
+    <w:lsdException w:name="Table Classic 4"/>
+    <w:lsdException w:name="Table Colorful 1"/>
+    <w:lsdException w:name="Table Colorful 2"/>
+    <w:lsdException w:name="Table Colorful 3"/>
+    <w:lsdException w:name="Table Columns 1"/>
+    <w:lsdException w:name="Table Columns 2"/>
+    <w:lsdException w:name="Table Columns 3"/>
+    <w:lsdException w:name="Table Columns 4"/>
+    <w:lsdException w:name="Table Columns 5"/>
+    <w:lsdException w:name="Table Grid 1"/>
+    <w:lsdException w:name="Table Grid 2"/>
+    <w:lsdException w:name="Table Grid 3"/>
+    <w:lsdException w:name="Table Grid 4"/>
+    <w:lsdException w:name="Table Grid 5"/>
+    <w:lsdException w:name="Table Grid 6"/>
+    <w:lsdException w:name="Table Grid 7"/>
+    <w:lsdException w:name="Table Grid 8"/>
+    <w:lsdException w:name="Table List 1"/>
+    <w:lsdException w:name="Table List 2"/>
+    <w:lsdException w:name="Table List 3"/>
+    <w:lsdException w:name="Table List 4"/>
+    <w:lsdException w:name="Table List 5"/>
+    <w:lsdException w:name="Table List 6"/>
+    <w:lsdException w:name="Table List 7"/>
+    <w:lsdException w:name="Table List 8"/>
+    <w:lsdException w:name="Table 3D effects 1"/>
+    <w:lsdException w:name="Table 3D effects 2"/>
+    <w:lsdException w:name="Table 3D effects 3"/>
+    <w:lsdException w:name="Table Contemporary"/>
+    <w:lsdException w:name="Table Elegant"/>
+    <w:lsdException w:name="Table Professional"/>
+    <w:lsdException w:name="Table Subtle 1"/>
+    <w:lsdException w:name="Table Subtle 2"/>
+    <w:lsdException w:name="Table Web 1"/>
+    <w:lsdException w:name="Table Web 2"/>
+    <w:lsdException w:name="Table Web 3"/>
+    <w:lsdException w:name="Balloon Text" w:qFormat="1"/>
+    <w:lsdException w:name="Table Grid" w:semiHidden="0" w:uiPriority="59" w:unhideWhenUsed="0" w:qFormat="1"/>
+    <w:lsdException w:name="Table Theme"/>
+    <w:lsdException w:name="Light Shading" w:semiHidden="0" w:uiPriority="60" w:unhideWhenUsed="0"/>
+    <w:lsdException w:name="Light List" w:semiHidden="0" w:uiPriority="61" w:unhideWhenUsed="0"/>
+    <w:lsdException w:name="Light Grid" w:semiHidden="0" w:uiPriority="62" w:unhideWhenUsed="0"/>
+    <w:lsdException w:name="Medium Shading 1" w:semiHidden="0" w:uiPriority="63" w:unhideWhenUsed="0"/>
+    <w:lsdException w:name="Medium Shading 2" w:semiHidden="0" w:uiPriority="64" w:unhideWhenUsed="0"/>
+    <w:lsdException w:name="Medium List 1" w:semiHidden="0" w:uiPriority="65" w:unhideWhenUsed="0"/>
+    <w:lsdException w:name="Medium List 2" w:semiHidden="0" w:uiPriority="66" w:unhideWhenUsed="0"/>
+    <w:lsdException w:name="Medium Grid 1" w:semiHidden="0" w:uiPriority="67" w:unhideWhenUsed="0"/>
+    <w:lsdException w:name="Medium Grid 2" w:semiHidden="0" w:uiPriority="68" w:unhideWhenUsed="0"/>
+    <w:lsdException w:name="Medium Grid 3" w:semiHidden="0" w:uiPriority="69" w:unhideWhenUsed="0"/>
+    <w:lsdException w:name="Dark List" w:semiHidden="0" w:uiPriority="70" w:unhideWhenUsed="0"/>
+    <w:lsdException w:name="Colorful Shading" w:semiHidden="0" w:uiPriority="71" w:unhideWhenUsed="0"/>
+    <w:lsdException w:name="Colorful List" w:semiHidden="0" w:uiPriority="72" w:unhideWhenUsed="0"/>
+    <w:lsdException w:name="Colorful Grid" w:semiHidden="0" w:uiPriority="73" w:unhideWhenUsed="0"/>
+    <w:lsdException w:name="Light Shading Accent 1" w:semiHidden="0" w:uiPriority="60" w:unhideWhenUsed="0"/>
+    <w:lsdException w:name="Light List Accent 1" w:semiHidden="0" w:uiPriority="61" w:unhideWhenUsed="0"/>
+    <w:lsdException w:name="Light Grid Accent 1" w:semiHidden="0" w:uiPriority="62" w:unhideWhenUsed="0"/>
+    <w:lsdException w:name="Medium Shading 1 Accent 1" w:semiHidden="0" w:uiPriority="63" w:unhideWhenUsed="0"/>
+    <w:lsdException w:name="Medium Shading 2 Accent 1" w:semiHidden="0" w:uiPriority="64" w:unhideWhenUsed="0"/>
+    <w:lsdException w:name="Medium List 1 Accent 1" w:semiHidden="0" w:uiPriority="65" w:unhideWhenUsed="0"/>
+    <w:lsdException w:name="List Paragraph" w:semiHidden="0" w:uiPriority="34" w:unhideWhenUsed="0" w:qFormat="1"/>
+    <w:lsdException w:name="Medium List 2 Accent 1" w:semiHidden="0" w:uiPriority="66" w:unhideWhenUsed="0"/>
+    <w:lsdException w:name="Medium Grid 1 Accent 1" w:semiHidden="0" w:uiPriority="67" w:unhideWhenUsed="0"/>
+    <w:lsdException w:name="Medium Grid 2 Accent 1" w:semiHidden="0" w:uiPriority="68" w:unhideWhenUsed="0"/>
+    <w:lsdException w:name="Medium Grid 3 Accent 1" w:semiHidden="0" w:uiPriority="69" w:unhideWhenUsed="0"/>
+    <w:lsdException w:name="Dark List Accent 1" w:semiHidden="0" w:uiPriority="70" w:unhideWhenUsed="0"/>
+    <w:lsdException w:name="Colorful Shading Accent 1" w:semiHidden="0" w:uiPriority="71" w:unhideWhenUsed="0"/>
+    <w:lsdException w:name="Colorful List Accent 1" w:semiHidden="0" w:uiPriority="72" w:unhideWhenUsed="0"/>
+    <w:lsdException w:name="Colorful Grid Accent 1" w:semiHidden="0" w:uiPriority="73" w:unhideWhenUsed="0"/>
+    <w:lsdException w:name="Light Shading Accent 2" w:semiHidden="0" w:uiPriority="60" w:unhideWhenUsed="0"/>
+    <w:lsdException w:name="Light List Accent 2" w:semiHidden="0" w:uiPriority="61" w:unhideWhenUsed="0"/>
+    <w:lsdException w:name="Light Grid Accent 2" w:semiHidden="0" w:uiPriority="62" w:unhideWhenUsed="0"/>
+    <w:lsdException w:name="Medium Shading 1 Accent 2" w:semiHidden="0" w:uiPriority="63" w:unhideWhenUsed="0"/>
+    <w:lsdException w:name="Medium Shading 2 Accent 2" w:semiHidden="0" w:uiPriority="64" w:unhideWhenUsed="0"/>
+    <w:lsdException w:name="Medium List 1 Accent 2" w:semiHidden="0" w:uiPriority="65" w:unhideWhenUsed="0"/>
+    <w:lsdException w:name="Medium List 2 Accent 2" w:semiHidden="0" w:uiPriority="66" w:unhideWhenUsed="0"/>
+    <w:lsdException w:name="Medium Grid 1 Accent 2" w:semiHidden="0" w:uiPriority="67" w:unhideWhenUsed="0"/>
+    <w:lsdException w:name="Medium Grid 2 Accent 2" w:semiHidden="0" w:uiPriority="68" w:unhideWhenUsed="0"/>
+    <w:lsdException w:name="Medium Grid 3 Accent 2" w:semiHidden="0" w:uiPriority="69" w:unhideWhenUsed="0"/>
+    <w:lsdException w:name="Dark List Accent 2" w:semiHidden="0" w:uiPriority="70" w:unhideWhenUsed="0"/>
+    <w:lsdException w:name="Colorful Shading Accent 2" w:semiHidden="0" w:uiPriority="71" w:unhideWhenUsed="0"/>
+    <w:lsdException w:name="Colorful List Accent 2" w:semiHidden="0" w:uiPriority="72" w:unhideWhenUsed="0"/>
+    <w:lsdException w:name="Colorful Grid Accent 2" w:semiHidden="0" w:uiPriority="73" w:unhideWhenUsed="0"/>
+    <w:lsdException w:name="Light Shading Accent 3" w:semiHidden="0" w:uiPriority="60" w:unhideWhenUsed="0"/>
+    <w:lsdException w:name="Light List Accent 3" w:semiHidden="0" w:uiPriority="61" w:unhideWhenUsed="0"/>
+    <w:lsdException w:name="Light Grid Accent 3" w:semiHidden="0" w:uiPriority="62" w:unhideWhenUsed="0"/>
+    <w:lsdException w:name="Medium Shading 1 Accent 3" w:semiHidden="0" w:uiPriority="63" w:unhideWhenUsed="0"/>
+    <w:lsdException w:name="Medium Shading 2 Accent 3" w:semiHidden="0" w:uiPriority="64" w:unhideWhenUsed="0"/>
+    <w:lsdException w:name="Medium List 1 Accent 3" w:semiHidden="0" w:uiPriority="65" w:unhideWhenUsed="0"/>
+    <w:lsdException w:name="Medium List 2 Accent 3" w:semiHidden="0" w:uiPriority="66" w:unhideWhenUsed="0"/>
+    <w:lsdException w:name="Medium Grid 1 Accent 3" w:semiHidden="0" w:uiPriority="67" w:unhideWhenUsed="0"/>
+    <w:lsdException w:name="Medium Grid 2 Accent 3" w:semiHidden="0" w:uiPriority="68" w:unhideWhenUsed="0"/>
+    <w:lsdException w:name="Medium Grid 3 Accent 3" w:semiHidden="0" w:uiPriority="69" w:unhideWhenUsed="0"/>
+    <w:lsdException w:name="Dark List Accent 3" w:semiHidden="0" w:uiPriority="70" w:unhideWhenUsed="0"/>
+    <w:lsdException w:name="Colorful Shading Accent 3" w:semiHidden="0" w:uiPriority="71" w:unhideWhenUsed="0"/>
+    <w:lsdException w:name="Colorful List Accent 3" w:semiHidden="0" w:uiPriority="72" w:unhideWhenUsed="0"/>
+    <w:lsdException w:name="Colorful Grid Accent 3" w:semiHidden="0" w:uiPriority="73" w:unhideWhenUsed="0"/>
+    <w:lsdException w:name="Light Shading Accent 4" w:semiHidden="0" w:uiPriority="60" w:unhideWhenUsed="0"/>
+    <w:lsdException w:name="Light List Accent 4" w:semiHidden="0" w:uiPriority="61" w:unhideWhenUsed="0"/>
+    <w:lsdException w:name="Light Grid Accent 4" w:semiHidden="0" w:uiPriority="62" w:unhideWhenUsed="0"/>
+    <w:lsdException w:name="Medium Shading 1 Accent 4" w:semiHidden="0" w:uiPriority="63" w:unhideWhenUsed="0"/>
+    <w:lsdException w:name="Medium Shading 2 Accent 4" w:semiHidden="0" w:uiPriority="64" w:unhideWhenUsed="0"/>
+    <w:lsdException w:name="Medium List 1 Accent 4" w:semiHidden="0" w:uiPriority="65" w:unhideWhenUsed="0"/>
+    <w:lsdException w:name="Medium List 2 Accent 4" w:semiHidden="0" w:uiPriority="66" w:unhideWhenUsed="0"/>
+    <w:lsdException w:name="Medium Grid 1 Accent 4" w:semiHidden="0" w:uiPriority="67" w:unhideWhenUsed="0"/>
+    <w:lsdException w:name="Medium Grid 2 Accent 4" w:semiHidden="0" w:uiPriority="68" w:unhideWhenUsed="0"/>
+    <w:lsdException w:name="Medium Grid 3 Accent 4" w:semiHidden="0" w:uiPriority="69" w:unhideWhenUsed="0"/>
+    <w:lsdException w:name="Dark List Accent 4" w:semiHidden="0" w:uiPriority="70" w:unhideWhenUsed="0"/>
+    <w:lsdException w:name="Colorful Shading Accent 4" w:semiHidden="0" w:uiPriority="71" w:unhideWhenUsed="0"/>
+    <w:lsdException w:name="Colorful List Accent 4" w:semiHidden="0" w:uiPriority="72" w:unhideWhenUsed="0"/>
+    <w:lsdException w:name="Colorful Grid Accent 4" w:semiHidden="0" w:uiPriority="73" w:unhideWhenUsed="0"/>
+    <w:lsdException w:name="Light Shading Accent 5" w:semiHidden="0" w:uiPriority="60" w:unhideWhenUsed="0"/>
+    <w:lsdException w:name="Light List Accent 5" w:semiHidden="0" w:uiPriority="61" w:unhideWhenUsed="0"/>
+    <w:lsdException w:name="Light Grid Accent 5" w:semiHidden="0" w:uiPriority="62" w:unhideWhenUsed="0"/>
+    <w:lsdException w:name="Medium Shading 1 Accent 5" w:semiHidden="0" w:uiPriority="63" w:unhideWhenUsed="0"/>
+    <w:lsdException w:name="Medium Shading 2 Accent 5" w:semiHidden="0" w:uiPriority="64" w:unhideWhenUsed="0"/>
+    <w:lsdException w:name="Medium List 1 Accent 5" w:semiHidden="0" w:uiPriority="65" w:unhideWhenUsed="0"/>
+    <w:lsdException w:name="Medium List 2 Accent 5" w:semiHidden="0" w:uiPriority="66" w:unhideWhenUsed="0"/>
+    <w:lsdException w:name="Medium Grid 1 Accent 5" w:semiHidden="0" w:uiPriority="67" w:unhideWhenUsed="0"/>
+    <w:lsdException w:name="Medium Grid 2 Accent 5" w:semiHidden="0" w:uiPriority="68" w:unhideWhenUsed="0"/>
+    <w:lsdException w:name="Medium Grid 3 Accent 5" w:semiHidden="0" w:uiPriority="69" w:unhideWhenUsed="0"/>
+    <w:lsdException w:name="Dark List Accent 5" w:semiHidden="0" w:uiPriority="70" w:unhideWhenUsed="0"/>
+    <w:lsdException w:name="Colorful Shading Accent 5" w:semiHidden="0" w:uiPriority="71" w:unhideWhenUsed="0"/>
+    <w:lsdException w:name="Colorful List Accent 5" w:semiHidden="0" w:uiPriority="72" w:unhideWhenUsed="0"/>
+    <w:lsdException w:name="Colorful Grid Accent 5" w:semiHidden="0" w:uiPriority="73" w:unhideWhenUsed="0"/>
+    <w:lsdException w:name="Light Shading Accent 6" w:semiHidden="0" w:uiPriority="60" w:unhideWhenUsed="0"/>
+    <w:lsdException w:name="Light List Accent 6" w:semiHidden="0" w:uiPriority="61" w:unhideWhenUsed="0"/>
+    <w:lsdException w:name="Light Grid Accent 6" w:semiHidden="0" w:uiPriority="62" w:unhideWhenUsed="0"/>
+    <w:lsdException w:name="Medium Shading 1 Accent 6" w:semiHidden="0" w:uiPriority="63" w:unhideWhenUsed="0"/>
+    <w:lsdException w:name="Medium Shading 2 Accent 6" w:semiHidden="0" w:uiPriority="64" w:unhideWhenUsed="0"/>
+    <w:lsdException w:name="Medium List 1 Accent 6" w:semiHidden="0" w:uiPriority="65" w:unhideWhenUsed="0"/>
+    <w:lsdException w:name="Medium List 2 Accent 6" w:semiHidden="0" w:uiPriority="66" w:unhideWhenUsed="0"/>
+    <w:lsdException w:name="Medium Grid 1 Accent 6" w:semiHidden="0" w:uiPriority="67" w:unhideWhenUsed="0"/>
+    <w:lsdException w:name="Medium Grid 2 Accent 6" w:semiHidden="0" w:uiPriority="68" w:unhideWhenUsed="0"/>
+    <w:lsdException w:name="Medium Grid 3 Accent 6" w:semiHidden="0" w:uiPriority="69" w:unhideWhenUsed="0"/>
+    <w:lsdException w:name="Dark List Accent 6" w:semiHidden="0" w:uiPriority="70" w:unhideWhenUsed="0"/>
+    <w:lsdException w:name="Colorful Shading Accent 6" w:semiHidden="0" w:uiPriority="71" w:unhideWhenUsed="0"/>
+    <w:lsdException w:name="Colorful List Accent 6" w:semiHidden="0" w:uiPriority="72" w:unhideWhenUsed="0"/>
+    <w:lsdException w:name="Colorful Grid Accent 6" w:semiHidden="0" w:uiPriority="73" w:unhideWhenUsed="0"/>
   </w:latentStyles>
-  <w:style w:type="paragraph" w:default="1" w:styleId="1">
+  <w:style w:type="paragraph" w:default="1" w:styleId="Normal">
     <w:name w:val="Normal"/>
     <w:qFormat/>
-    <w:uiPriority w:val="0"/>
     <w:pPr>
       <w:widowControl w:val="0"/>
       <w:jc w:val="both"/>
     </w:pPr>
     <w:rPr>
-      <w:rFonts w:asciiTheme="minorHAnsi" w:hAnsiTheme="minorHAnsi" w:eastAsiaTheme="minorEastAsia" w:cstheme="minorBidi"/>
+      <w:rFonts w:asciiTheme="minorHAnsi" w:eastAsiaTheme="minorEastAsia" w:hAnsiTheme="minorHAnsi" w:cstheme="minorBidi"/>
       <w:kern w:val="2"/>
       <w:sz w:val="21"/>
       <w:szCs w:val="22"/>
       <w:lang w:val="en-US" w:eastAsia="zh-CN" w:bidi="ar-SA"/>
     </w:rPr>
   </w:style>
-  <w:style w:type="character" w:default="1" w:styleId="7">
+  <w:style w:type="character" w:default="1" w:styleId="DefaultParagraphFont">
     <w:name w:val="Default Paragraph Font"/>
+    <w:uiPriority w:val="1"/>
     <w:semiHidden/>
     <w:unhideWhenUsed/>
     <w:qFormat/>
-    <w:uiPriority w:val="1"/>
   </w:style>
-  <w:style w:type="table" w:default="1" w:styleId="5">
+  <w:style w:type="table" w:default="1" w:styleId="TableNormal">
     <w:name w:val="Normal Table"/>
+    <w:uiPriority w:val="99"/>
     <w:semiHidden/>
     <w:unhideWhenUsed/>
     <w:qFormat/>
-    <w:uiPriority w:val="99"/>
     <w:tblPr>
       <w:tblCellMar>
         <w:top w:w="0" w:type="dxa"/>
@@ -1144,27 +1132,27 @@
       </w:tblCellMar>
     </w:tblPr>
   </w:style>
-  <w:style w:type="paragraph" w:styleId="2">
+  <w:style w:type="paragraph" w:styleId="BalloonText">
     <w:name w:val="Balloon Text"/>
-    <w:basedOn w:val="1"/>
-    <w:link w:val="9"/>
+    <w:basedOn w:val="Normal"/>
+    <w:link w:val="Char"/>
+    <w:uiPriority w:val="99"/>
     <w:semiHidden/>
     <w:unhideWhenUsed/>
     <w:qFormat/>
-    <w:uiPriority w:val="99"/>
     <w:rPr>
       <w:sz w:val="18"/>
       <w:szCs w:val="18"/>
     </w:rPr>
   </w:style>
-  <w:style w:type="paragraph" w:styleId="3">
+  <w:style w:type="paragraph" w:styleId="Footer">
     <w:name w:val="footer"/>
-    <w:basedOn w:val="1"/>
-    <w:link w:val="11"/>
+    <w:basedOn w:val="Normal"/>
+    <w:link w:val="Char1"/>
+    <w:uiPriority w:val="99"/>
     <w:semiHidden/>
     <w:unhideWhenUsed/>
     <w:qFormat/>
-    <w:uiPriority w:val="99"/>
     <w:pPr>
       <w:tabs>
         <w:tab w:val="center" w:pos="4153"/>
@@ -1178,17 +1166,17 @@
       <w:szCs w:val="18"/>
     </w:rPr>
   </w:style>
-  <w:style w:type="paragraph" w:styleId="4">
+  <w:style w:type="paragraph" w:styleId="Header">
     <w:name w:val="header"/>
-    <w:basedOn w:val="1"/>
-    <w:link w:val="10"/>
+    <w:basedOn w:val="Normal"/>
+    <w:link w:val="Char0"/>
+    <w:uiPriority w:val="99"/>
     <w:semiHidden/>
     <w:unhideWhenUsed/>
     <w:qFormat/>
-    <w:uiPriority w:val="99"/>
     <w:pPr>
       <w:pBdr>
-        <w:bottom w:val="single" w:color="auto" w:sz="6" w:space="1"/>
+        <w:bottom w:val="single" w:sz="6" w:space="1" w:color="auto"/>
       </w:pBdr>
       <w:tabs>
         <w:tab w:val="center" w:pos="4153"/>
@@ -1202,19 +1190,19 @@
       <w:szCs w:val="18"/>
     </w:rPr>
   </w:style>
-  <w:style w:type="table" w:styleId="6">
+  <w:style w:type="table" w:styleId="TableGrid">
     <w:name w:val="Table Grid"/>
-    <w:basedOn w:val="5"/>
+    <w:basedOn w:val="TableNormal"/>
+    <w:uiPriority w:val="59"/>
     <w:qFormat/>
-    <w:uiPriority w:val="59"/>
     <w:tblPr>
       <w:tblBorders>
-        <w:top w:val="single" w:color="000000" w:themeColor="text1" w:sz="4" w:space="0"/>
-        <w:left w:val="single" w:color="000000" w:themeColor="text1" w:sz="4" w:space="0"/>
-        <w:bottom w:val="single" w:color="000000" w:themeColor="text1" w:sz="4" w:space="0"/>
-        <w:right w:val="single" w:color="000000" w:themeColor="text1" w:sz="4" w:space="0"/>
-        <w:insideH w:val="single" w:color="000000" w:themeColor="text1" w:sz="4" w:space="0"/>
-        <w:insideV w:val="single" w:color="000000" w:themeColor="text1" w:sz="4" w:space="0"/>
+        <w:top w:val="single" w:sz="4" w:space="0" w:color="000000" w:themeColor="text1"/>
+        <w:left w:val="single" w:sz="4" w:space="0" w:color="000000" w:themeColor="text1"/>
+        <w:bottom w:val="single" w:sz="4" w:space="0" w:color="000000" w:themeColor="text1"/>
+        <w:right w:val="single" w:sz="4" w:space="0" w:color="000000" w:themeColor="text1"/>
+        <w:insideH w:val="single" w:sz="4" w:space="0" w:color="000000" w:themeColor="text1"/>
+        <w:insideV w:val="single" w:sz="4" w:space="0" w:color="000000" w:themeColor="text1"/>
       </w:tblBorders>
       <w:tblCellMar>
         <w:top w:w="0" w:type="dxa"/>
@@ -1224,59 +1212,59 @@
       </w:tblCellMar>
     </w:tblPr>
   </w:style>
-  <w:style w:type="character" w:styleId="8">
+  <w:style w:type="character" w:styleId="Hyperlink">
     <w:name w:val="Hyperlink"/>
-    <w:basedOn w:val="7"/>
+    <w:basedOn w:val="DefaultParagraphFont"/>
+    <w:uiPriority w:val="99"/>
     <w:semiHidden/>
     <w:unhideWhenUsed/>
     <w:qFormat/>
-    <w:uiPriority w:val="99"/>
     <w:rPr>
       <w:color w:val="0000FF"/>
       <w:u w:val="single"/>
     </w:rPr>
   </w:style>
-  <w:style w:type="character" w:customStyle="1" w:styleId="9">
+  <w:style w:type="character" w:customStyle="1" w:styleId="Char">
     <w:name w:val="批注框文本 Char"/>
-    <w:basedOn w:val="7"/>
-    <w:link w:val="2"/>
+    <w:basedOn w:val="DefaultParagraphFont"/>
+    <w:link w:val="BalloonText"/>
+    <w:uiPriority w:val="99"/>
     <w:semiHidden/>
     <w:qFormat/>
-    <w:uiPriority w:val="99"/>
     <w:rPr>
       <w:sz w:val="18"/>
       <w:szCs w:val="18"/>
     </w:rPr>
   </w:style>
-  <w:style w:type="character" w:customStyle="1" w:styleId="10">
+  <w:style w:type="character" w:customStyle="1" w:styleId="Char0">
     <w:name w:val="页眉 Char"/>
-    <w:basedOn w:val="7"/>
-    <w:link w:val="4"/>
+    <w:basedOn w:val="DefaultParagraphFont"/>
+    <w:link w:val="Header"/>
+    <w:uiPriority w:val="99"/>
     <w:semiHidden/>
     <w:qFormat/>
-    <w:uiPriority w:val="99"/>
     <w:rPr>
       <w:sz w:val="18"/>
       <w:szCs w:val="18"/>
     </w:rPr>
   </w:style>
-  <w:style w:type="character" w:customStyle="1" w:styleId="11">
+  <w:style w:type="character" w:customStyle="1" w:styleId="Char1">
     <w:name w:val="页脚 Char"/>
-    <w:basedOn w:val="7"/>
-    <w:link w:val="3"/>
+    <w:basedOn w:val="DefaultParagraphFont"/>
+    <w:link w:val="Footer"/>
+    <w:uiPriority w:val="99"/>
     <w:semiHidden/>
     <w:qFormat/>
-    <w:uiPriority w:val="99"/>
     <w:rPr>
       <w:sz w:val="18"/>
       <w:szCs w:val="18"/>
     </w:rPr>
   </w:style>
-  <w:style w:type="paragraph" w:styleId="12">
+  <w:style w:type="paragraph" w:styleId="ListParagraph">
     <w:name w:val="List Paragraph"/>
-    <w:basedOn w:val="1"/>
+    <w:basedOn w:val="Normal"/>
+    <w:uiPriority w:val="34"/>
     <w:qFormat/>
-    <w:uiPriority w:val="34"/>
     <w:pPr>
       <w:ind w:firstLine="420" w:firstLineChars="200"/>
     </w:pPr>
